--- a/Plan  de pruebas EPS.docx
+++ b/Plan  de pruebas EPS.docx
@@ -3153,6 +3153,834 @@
     </w:p>
     <w:p>
       <w:pPr>
+        <w:rPr>
+          <w:rFonts w:ascii="Times New Roman" w:hAnsi="Times New Roman" w:cs="Times New Roman"/>
+          <w:sz w:val="24"/>
+          <w:szCs w:val="24"/>
+        </w:rPr>
+      </w:pPr>
+    </w:p>
+    <w:p>
+      <w:pPr>
+        <w:jc w:val="center"/>
+        <w:rPr>
+          <w:rFonts w:ascii="Times New Roman" w:hAnsi="Times New Roman" w:cs="Times New Roman"/>
+          <w:b/>
+          <w:bCs/>
+          <w:sz w:val="24"/>
+          <w:szCs w:val="24"/>
+        </w:rPr>
+      </w:pPr>
+      <w:r>
+        <w:rPr>
+          <w:rFonts w:ascii="Times New Roman" w:hAnsi="Times New Roman" w:cs="Times New Roman"/>
+          <w:b/>
+          <w:bCs/>
+          <w:sz w:val="24"/>
+          <w:szCs w:val="24"/>
+        </w:rPr>
+        <w:lastRenderedPageBreak/>
+        <w:t>Prueba unitaria</w:t>
+      </w:r>
+    </w:p>
+    <w:p>
+      <w:pPr>
+        <w:jc w:val="center"/>
+        <w:rPr>
+          <w:rFonts w:ascii="Times New Roman" w:hAnsi="Times New Roman" w:cs="Times New Roman"/>
+          <w:b/>
+          <w:bCs/>
+          <w:sz w:val="24"/>
+          <w:szCs w:val="24"/>
+        </w:rPr>
+      </w:pPr>
+    </w:p>
+    <w:p>
+      <w:pPr>
+        <w:rPr>
+          <w:rFonts w:ascii="Times New Roman" w:hAnsi="Times New Roman" w:cs="Times New Roman"/>
+          <w:sz w:val="24"/>
+          <w:szCs w:val="24"/>
+        </w:rPr>
+      </w:pPr>
+      <w:r>
+        <w:rPr>
+          <w:rFonts w:ascii="Times New Roman" w:hAnsi="Times New Roman" w:cs="Times New Roman"/>
+          <w:noProof/>
+          <w:sz w:val="24"/>
+          <w:szCs w:val="24"/>
+        </w:rPr>
+        <w:drawing>
+          <wp:anchor distT="0" distB="0" distL="114300" distR="114300" simplePos="0" relativeHeight="251659264" behindDoc="0" locked="0" layoutInCell="1" allowOverlap="1" wp14:anchorId="0AAB75D3" wp14:editId="7E03F684">
+            <wp:simplePos x="0" y="0"/>
+            <wp:positionH relativeFrom="page">
+              <wp:align>right</wp:align>
+            </wp:positionH>
+            <wp:positionV relativeFrom="paragraph">
+              <wp:posOffset>382270</wp:posOffset>
+            </wp:positionV>
+            <wp:extent cx="7774940" cy="1819275"/>
+            <wp:effectExtent l="0" t="0" r="0" b="9525"/>
+            <wp:wrapTopAndBottom/>
+            <wp:docPr id="1948388670" name="Imagen 1" descr="Texto&#10;&#10;El contenido generado por IA puede ser incorrecto."/>
+            <wp:cNvGraphicFramePr>
+              <a:graphicFrameLocks xmlns:a="http://schemas.openxmlformats.org/drawingml/2006/main" noChangeAspect="1"/>
+            </wp:cNvGraphicFramePr>
+            <a:graphic xmlns:a="http://schemas.openxmlformats.org/drawingml/2006/main">
+              <a:graphicData uri="http://schemas.openxmlformats.org/drawingml/2006/picture">
+                <pic:pic xmlns:pic="http://schemas.openxmlformats.org/drawingml/2006/picture">
+                  <pic:nvPicPr>
+                    <pic:cNvPr id="1948388670" name="Imagen 1" descr="Texto&#10;&#10;El contenido generado por IA puede ser incorrecto."/>
+                    <pic:cNvPicPr/>
+                  </pic:nvPicPr>
+                  <pic:blipFill>
+                    <a:blip r:embed="rId7">
+                      <a:extLst>
+                        <a:ext uri="{28A0092B-C50C-407E-A947-70E740481C1C}">
+                          <a14:useLocalDpi xmlns:a14="http://schemas.microsoft.com/office/drawing/2010/main" val="0"/>
+                        </a:ext>
+                      </a:extLst>
+                    </a:blip>
+                    <a:stretch>
+                      <a:fillRect/>
+                    </a:stretch>
+                  </pic:blipFill>
+                  <pic:spPr>
+                    <a:xfrm>
+                      <a:off x="0" y="0"/>
+                      <a:ext cx="7774940" cy="1819275"/>
+                    </a:xfrm>
+                    <a:prstGeom prst="rect">
+                      <a:avLst/>
+                    </a:prstGeom>
+                  </pic:spPr>
+                </pic:pic>
+              </a:graphicData>
+            </a:graphic>
+            <wp14:sizeRelH relativeFrom="margin">
+              <wp14:pctWidth>0</wp14:pctWidth>
+            </wp14:sizeRelH>
+            <wp14:sizeRelV relativeFrom="margin">
+              <wp14:pctHeight>0</wp14:pctHeight>
+            </wp14:sizeRelV>
+          </wp:anchor>
+        </w:drawing>
+      </w:r>
+      <w:r>
+        <w:rPr>
+          <w:rFonts w:ascii="Times New Roman" w:hAnsi="Times New Roman" w:cs="Times New Roman"/>
+          <w:sz w:val="24"/>
+          <w:szCs w:val="24"/>
+        </w:rPr>
+        <w:t>Como prueba unitaria pr</w:t>
+      </w:r>
+      <w:r>
+        <w:rPr>
+          <w:rFonts w:ascii="Times New Roman" w:hAnsi="Times New Roman" w:cs="Times New Roman"/>
+          <w:sz w:val="24"/>
+          <w:szCs w:val="24"/>
+        </w:rPr>
+        <w:t xml:space="preserve">obe el modelo </w:t>
+      </w:r>
+      <w:proofErr w:type="spellStart"/>
+      <w:r>
+        <w:rPr>
+          <w:rFonts w:ascii="Times New Roman" w:hAnsi="Times New Roman" w:cs="Times New Roman"/>
+          <w:sz w:val="24"/>
+          <w:szCs w:val="24"/>
+        </w:rPr>
+        <w:t>OpocisionDonacion</w:t>
+      </w:r>
+      <w:proofErr w:type="spellEnd"/>
+      <w:r>
+        <w:rPr>
+          <w:rFonts w:ascii="Times New Roman" w:hAnsi="Times New Roman" w:cs="Times New Roman"/>
+          <w:sz w:val="24"/>
+          <w:szCs w:val="24"/>
+        </w:rPr>
+        <w:t xml:space="preserve"> Este es</w:t>
+      </w:r>
+      <w:r>
+        <w:rPr>
+          <w:rFonts w:ascii="Times New Roman" w:hAnsi="Times New Roman" w:cs="Times New Roman"/>
+          <w:sz w:val="24"/>
+          <w:szCs w:val="24"/>
+        </w:rPr>
+        <w:t xml:space="preserve"> el código creado:</w:t>
+      </w:r>
+    </w:p>
+    <w:p>
+      <w:pPr>
+        <w:rPr>
+          <w:rFonts w:ascii="Times New Roman" w:hAnsi="Times New Roman" w:cs="Times New Roman"/>
+          <w:b/>
+          <w:bCs/>
+          <w:sz w:val="24"/>
+          <w:szCs w:val="24"/>
+        </w:rPr>
+      </w:pPr>
+    </w:p>
+    <w:p>
+      <w:pPr>
+        <w:rPr>
+          <w:rFonts w:ascii="Times New Roman" w:hAnsi="Times New Roman" w:cs="Times New Roman"/>
+          <w:b/>
+          <w:bCs/>
+          <w:sz w:val="24"/>
+          <w:szCs w:val="24"/>
+        </w:rPr>
+      </w:pPr>
+      <w:r>
+        <w:rPr>
+          <w:rFonts w:ascii="Times New Roman" w:hAnsi="Times New Roman" w:cs="Times New Roman"/>
+          <w:b/>
+          <w:bCs/>
+          <w:noProof/>
+          <w:sz w:val="24"/>
+          <w:szCs w:val="24"/>
+        </w:rPr>
+        <w:lastRenderedPageBreak/>
+        <mc:AlternateContent>
+          <mc:Choice Requires="wpg">
+            <w:drawing>
+              <wp:anchor distT="0" distB="0" distL="114300" distR="114300" simplePos="0" relativeHeight="251661312" behindDoc="0" locked="0" layoutInCell="1" allowOverlap="1" wp14:anchorId="3146D2BF" wp14:editId="4C2C7D51">
+                <wp:simplePos x="0" y="0"/>
+                <wp:positionH relativeFrom="page">
+                  <wp:align>right</wp:align>
+                </wp:positionH>
+                <wp:positionV relativeFrom="paragraph">
+                  <wp:posOffset>246380</wp:posOffset>
+                </wp:positionV>
+                <wp:extent cx="7648575" cy="4961890"/>
+                <wp:effectExtent l="0" t="0" r="9525" b="0"/>
+                <wp:wrapTopAndBottom/>
+                <wp:docPr id="1909510028" name="Grupo 1"/>
+                <wp:cNvGraphicFramePr/>
+                <a:graphic xmlns:a="http://schemas.openxmlformats.org/drawingml/2006/main">
+                  <a:graphicData uri="http://schemas.microsoft.com/office/word/2010/wordprocessingGroup">
+                    <wpg:wgp>
+                      <wpg:cNvGrpSpPr/>
+                      <wpg:grpSpPr>
+                        <a:xfrm>
+                          <a:off x="0" y="0"/>
+                          <a:ext cx="7648575" cy="4961890"/>
+                          <a:chOff x="0" y="0"/>
+                          <a:chExt cx="7648575" cy="4961890"/>
+                        </a:xfrm>
+                      </wpg:grpSpPr>
+                      <pic:pic xmlns:pic="http://schemas.openxmlformats.org/drawingml/2006/picture">
+                        <pic:nvPicPr>
+                          <pic:cNvPr id="761501223" name="Imagen 1"/>
+                          <pic:cNvPicPr>
+                            <a:picLocks noChangeAspect="1"/>
+                          </pic:cNvPicPr>
+                        </pic:nvPicPr>
+                        <pic:blipFill>
+                          <a:blip r:embed="rId8">
+                            <a:extLst>
+                              <a:ext uri="{28A0092B-C50C-407E-A947-70E740481C1C}">
+                                <a14:useLocalDpi xmlns:a14="http://schemas.microsoft.com/office/drawing/2010/main" val="0"/>
+                              </a:ext>
+                            </a:extLst>
+                          </a:blip>
+                          <a:stretch>
+                            <a:fillRect/>
+                          </a:stretch>
+                        </pic:blipFill>
+                        <pic:spPr>
+                          <a:xfrm>
+                            <a:off x="0" y="0"/>
+                            <a:ext cx="7629525" cy="3264535"/>
+                          </a:xfrm>
+                          <a:prstGeom prst="rect">
+                            <a:avLst/>
+                          </a:prstGeom>
+                        </pic:spPr>
+                      </pic:pic>
+                      <pic:pic xmlns:pic="http://schemas.openxmlformats.org/drawingml/2006/picture">
+                        <pic:nvPicPr>
+                          <pic:cNvPr id="890534097" name="Imagen 1" descr="Texto"/>
+                          <pic:cNvPicPr>
+                            <a:picLocks noChangeAspect="1"/>
+                          </pic:cNvPicPr>
+                        </pic:nvPicPr>
+                        <pic:blipFill>
+                          <a:blip r:embed="rId9">
+                            <a:extLst>
+                              <a:ext uri="{28A0092B-C50C-407E-A947-70E740481C1C}">
+                                <a14:useLocalDpi xmlns:a14="http://schemas.microsoft.com/office/drawing/2010/main" val="0"/>
+                              </a:ext>
+                            </a:extLst>
+                          </a:blip>
+                          <a:stretch>
+                            <a:fillRect/>
+                          </a:stretch>
+                        </pic:blipFill>
+                        <pic:spPr>
+                          <a:xfrm>
+                            <a:off x="0" y="3238500"/>
+                            <a:ext cx="7648575" cy="1723390"/>
+                          </a:xfrm>
+                          <a:prstGeom prst="rect">
+                            <a:avLst/>
+                          </a:prstGeom>
+                        </pic:spPr>
+                      </pic:pic>
+                    </wpg:wgp>
+                  </a:graphicData>
+                </a:graphic>
+              </wp:anchor>
+            </w:drawing>
+          </mc:Choice>
+          <mc:Fallback>
+            <w:pict>
+              <v:group w14:anchorId="7C919FEA" id="Grupo 1" o:spid="_x0000_s1026" style="position:absolute;margin-left:551.05pt;margin-top:19.4pt;width:602.25pt;height:390.7pt;z-index:251661312;mso-position-horizontal:right;mso-position-horizontal-relative:page" coordsize="76485,49618" o:gfxdata="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">
+                <v:shapetype id="_x0000_t75" coordsize="21600,21600" o:spt="75" o:preferrelative="t" path="m@4@5l@4@11@9@11@9@5xe" filled="f" stroked="f">
+                  <v:stroke joinstyle="miter"/>
+                  <v:formulas>
+                    <v:f eqn="if lineDrawn pixelLineWidth 0"/>
+                    <v:f eqn="sum @0 1 0"/>
+                    <v:f eqn="sum 0 0 @1"/>
+                    <v:f eqn="prod @2 1 2"/>
+                    <v:f eqn="prod @3 21600 pixelWidth"/>
+                    <v:f eqn="prod @3 21600 pixelHeight"/>
+                    <v:f eqn="sum @0 0 1"/>
+                    <v:f eqn="prod @6 1 2"/>
+                    <v:f eqn="prod @7 21600 pixelWidth"/>
+                    <v:f eqn="sum @8 21600 0"/>
+                    <v:f eqn="prod @7 21600 pixelHeight"/>
+                    <v:f eqn="sum @10 21600 0"/>
+                  </v:formulas>
+                  <v:path o:extrusionok="f" gradientshapeok="t" o:connecttype="rect"/>
+                  <o:lock v:ext="edit" aspectratio="t"/>
+                </v:shapetype>
+                <v:shape id="Imagen 1" o:spid="_x0000_s1027" type="#_x0000_t75" style="position:absolute;width:76295;height:32645;visibility:visible;mso-wrap-style:square" o:gfxdata="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">
+                  <v:imagedata r:id="rId10" o:title=""/>
+                </v:shape>
+                <v:shape id="Imagen 1" o:spid="_x0000_s1028" type="#_x0000_t75" alt="Texto" style="position:absolute;top:32385;width:76485;height:17233;visibility:visible;mso-wrap-style:square" o:gfxdata="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">
+                  <v:imagedata r:id="rId11" o:title="Texto"/>
+                </v:shape>
+                <w10:wrap type="topAndBottom" anchorx="page"/>
+              </v:group>
+            </w:pict>
+          </mc:Fallback>
+        </mc:AlternateContent>
+      </w:r>
+      <w:r>
+        <w:rPr>
+          <w:rFonts w:ascii="Times New Roman" w:hAnsi="Times New Roman" w:cs="Times New Roman"/>
+          <w:b/>
+          <w:bCs/>
+          <w:sz w:val="24"/>
+          <w:szCs w:val="24"/>
+        </w:rPr>
+        <w:t>Resultado de la prueba:</w:t>
+      </w:r>
+      <w:r>
+        <w:rPr>
+          <w:rFonts w:ascii="Times New Roman" w:hAnsi="Times New Roman" w:cs="Times New Roman"/>
+          <w:sz w:val="24"/>
+          <w:szCs w:val="24"/>
+        </w:rPr>
+        <w:t xml:space="preserve"> </w:t>
+      </w:r>
+    </w:p>
+    <w:p>
+      <w:pPr>
+        <w:rPr>
+          <w:rFonts w:ascii="Times New Roman" w:hAnsi="Times New Roman" w:cs="Times New Roman"/>
+          <w:sz w:val="24"/>
+          <w:szCs w:val="24"/>
+        </w:rPr>
+      </w:pPr>
+    </w:p>
+    <w:p>
+      <w:pPr>
+        <w:rPr>
+          <w:rFonts w:ascii="Times New Roman" w:hAnsi="Times New Roman" w:cs="Times New Roman"/>
+          <w:sz w:val="24"/>
+          <w:szCs w:val="24"/>
+        </w:rPr>
+      </w:pPr>
+    </w:p>
+    <w:p>
+      <w:pPr>
+        <w:rPr>
+          <w:rFonts w:ascii="Times New Roman" w:hAnsi="Times New Roman" w:cs="Times New Roman"/>
+          <w:sz w:val="24"/>
+          <w:szCs w:val="24"/>
+        </w:rPr>
+      </w:pPr>
+    </w:p>
+    <w:p>
+      <w:pPr>
+        <w:rPr>
+          <w:rFonts w:ascii="Times New Roman" w:hAnsi="Times New Roman" w:cs="Times New Roman"/>
+          <w:sz w:val="24"/>
+          <w:szCs w:val="24"/>
+        </w:rPr>
+      </w:pPr>
+    </w:p>
+    <w:p>
+      <w:pPr>
+        <w:rPr>
+          <w:rFonts w:ascii="Times New Roman" w:hAnsi="Times New Roman" w:cs="Times New Roman"/>
+          <w:sz w:val="24"/>
+          <w:szCs w:val="24"/>
+        </w:rPr>
+      </w:pPr>
+    </w:p>
+    <w:p>
+      <w:pPr>
+        <w:rPr>
+          <w:rFonts w:ascii="Times New Roman" w:hAnsi="Times New Roman" w:cs="Times New Roman"/>
+          <w:sz w:val="24"/>
+          <w:szCs w:val="24"/>
+        </w:rPr>
+      </w:pPr>
+    </w:p>
+    <w:p>
+      <w:pPr>
+        <w:rPr>
+          <w:rFonts w:ascii="Times New Roman" w:hAnsi="Times New Roman" w:cs="Times New Roman"/>
+          <w:sz w:val="24"/>
+          <w:szCs w:val="24"/>
+        </w:rPr>
+      </w:pPr>
+    </w:p>
+    <w:p>
+      <w:pPr>
+        <w:jc w:val="center"/>
+        <w:rPr>
+          <w:rFonts w:ascii="Times New Roman" w:hAnsi="Times New Roman" w:cs="Times New Roman"/>
+          <w:b/>
+          <w:bCs/>
+          <w:sz w:val="24"/>
+          <w:szCs w:val="24"/>
+        </w:rPr>
+      </w:pPr>
+    </w:p>
+    <w:p>
+      <w:pPr>
+        <w:jc w:val="center"/>
+        <w:rPr>
+          <w:rFonts w:ascii="Times New Roman" w:hAnsi="Times New Roman" w:cs="Times New Roman"/>
+          <w:b/>
+          <w:bCs/>
+          <w:sz w:val="24"/>
+          <w:szCs w:val="24"/>
+        </w:rPr>
+      </w:pPr>
+    </w:p>
+    <w:p>
+      <w:pPr>
+        <w:rPr>
+          <w:rFonts w:ascii="Times New Roman" w:hAnsi="Times New Roman" w:cs="Times New Roman"/>
+          <w:b/>
+          <w:bCs/>
+          <w:sz w:val="24"/>
+          <w:szCs w:val="24"/>
+        </w:rPr>
+      </w:pPr>
+    </w:p>
+    <w:p>
+      <w:pPr>
+        <w:jc w:val="center"/>
+        <w:rPr>
+          <w:rFonts w:ascii="Times New Roman" w:hAnsi="Times New Roman" w:cs="Times New Roman"/>
+          <w:b/>
+          <w:bCs/>
+          <w:sz w:val="24"/>
+          <w:szCs w:val="24"/>
+        </w:rPr>
+      </w:pPr>
+    </w:p>
+    <w:p>
+      <w:pPr>
+        <w:jc w:val="center"/>
+        <w:rPr>
+          <w:rFonts w:ascii="Times New Roman" w:hAnsi="Times New Roman" w:cs="Times New Roman"/>
+          <w:b/>
+          <w:bCs/>
+          <w:sz w:val="24"/>
+          <w:szCs w:val="24"/>
+        </w:rPr>
+      </w:pPr>
+      <w:r>
+        <w:rPr>
+          <w:rFonts w:ascii="Times New Roman" w:hAnsi="Times New Roman" w:cs="Times New Roman"/>
+          <w:b/>
+          <w:bCs/>
+          <w:sz w:val="24"/>
+          <w:szCs w:val="24"/>
+        </w:rPr>
+        <w:t>Prueba de caja negra</w:t>
+      </w:r>
+    </w:p>
+    <w:p>
+      <w:pPr>
+        <w:jc w:val="both"/>
+        <w:rPr>
+          <w:rFonts w:ascii="Times New Roman" w:hAnsi="Times New Roman" w:cs="Times New Roman"/>
+          <w:sz w:val="24"/>
+          <w:szCs w:val="24"/>
+        </w:rPr>
+      </w:pPr>
+      <w:r>
+        <w:rPr>
+          <w:rFonts w:ascii="Times New Roman" w:hAnsi="Times New Roman" w:cs="Times New Roman"/>
+          <w:sz w:val="24"/>
+          <w:szCs w:val="24"/>
+        </w:rPr>
+        <w:t>Como prueba de caja negra de ingreso y salida probe una parte del formulario Usuario que si o si hay que ingresar que es el “</w:t>
+      </w:r>
+      <w:proofErr w:type="spellStart"/>
+      <w:r>
+        <w:rPr>
+          <w:rFonts w:ascii="Times New Roman" w:hAnsi="Times New Roman" w:cs="Times New Roman"/>
+          <w:sz w:val="24"/>
+          <w:szCs w:val="24"/>
+        </w:rPr>
+        <w:t>primer_nombre</w:t>
+      </w:r>
+      <w:proofErr w:type="spellEnd"/>
+      <w:r>
+        <w:rPr>
+          <w:rFonts w:ascii="Times New Roman" w:hAnsi="Times New Roman" w:cs="Times New Roman"/>
+          <w:sz w:val="24"/>
+          <w:szCs w:val="24"/>
+        </w:rPr>
+        <w:t>” este apartado es obligatorio y por la tanto debe de salir un error si el campo no se rellena.</w:t>
+      </w:r>
+    </w:p>
+    <w:p>
+      <w:pPr>
+        <w:rPr>
+          <w:rFonts w:ascii="Times New Roman" w:hAnsi="Times New Roman" w:cs="Times New Roman"/>
+          <w:sz w:val="24"/>
+          <w:szCs w:val="24"/>
+        </w:rPr>
+      </w:pPr>
+    </w:p>
+    <w:p>
+      <w:pPr>
+        <w:rPr>
+          <w:rFonts w:ascii="Times New Roman" w:hAnsi="Times New Roman" w:cs="Times New Roman"/>
+          <w:sz w:val="24"/>
+          <w:szCs w:val="24"/>
+        </w:rPr>
+      </w:pPr>
+    </w:p>
+    <w:p>
+      <w:pPr>
+        <w:rPr>
+          <w:rFonts w:ascii="Times New Roman" w:hAnsi="Times New Roman" w:cs="Times New Roman"/>
+          <w:sz w:val="24"/>
+          <w:szCs w:val="24"/>
+        </w:rPr>
+      </w:pPr>
+    </w:p>
+    <w:p>
+      <w:pPr>
+        <w:rPr>
+          <w:rFonts w:ascii="Times New Roman" w:hAnsi="Times New Roman" w:cs="Times New Roman"/>
+          <w:sz w:val="24"/>
+          <w:szCs w:val="24"/>
+        </w:rPr>
+      </w:pPr>
+      <w:r>
+        <w:rPr>
+          <w:rFonts w:ascii="Times New Roman" w:hAnsi="Times New Roman" w:cs="Times New Roman"/>
+          <w:noProof/>
+          <w:sz w:val="24"/>
+          <w:szCs w:val="24"/>
+        </w:rPr>
+        <w:drawing>
+          <wp:anchor distT="0" distB="0" distL="114300" distR="114300" simplePos="0" relativeHeight="251658240" behindDoc="0" locked="0" layoutInCell="1" allowOverlap="1" wp14:anchorId="604C849E" wp14:editId="483D5985">
+            <wp:simplePos x="0" y="0"/>
+            <wp:positionH relativeFrom="page">
+              <wp:align>left</wp:align>
+            </wp:positionH>
+            <wp:positionV relativeFrom="paragraph">
+              <wp:posOffset>311785</wp:posOffset>
+            </wp:positionV>
+            <wp:extent cx="7734300" cy="3395345"/>
+            <wp:effectExtent l="0" t="0" r="0" b="0"/>
+            <wp:wrapTopAndBottom/>
+            <wp:docPr id="1198137275" name="Imagen 1"/>
+            <wp:cNvGraphicFramePr>
+              <a:graphicFrameLocks xmlns:a="http://schemas.openxmlformats.org/drawingml/2006/main" noChangeAspect="1"/>
+            </wp:cNvGraphicFramePr>
+            <a:graphic xmlns:a="http://schemas.openxmlformats.org/drawingml/2006/main">
+              <a:graphicData uri="http://schemas.openxmlformats.org/drawingml/2006/picture">
+                <pic:pic xmlns:pic="http://schemas.openxmlformats.org/drawingml/2006/picture">
+                  <pic:nvPicPr>
+                    <pic:cNvPr id="1198137275" name=""/>
+                    <pic:cNvPicPr/>
+                  </pic:nvPicPr>
+                  <pic:blipFill>
+                    <a:blip r:embed="rId12">
+                      <a:extLst>
+                        <a:ext uri="{28A0092B-C50C-407E-A947-70E740481C1C}">
+                          <a14:useLocalDpi xmlns:a14="http://schemas.microsoft.com/office/drawing/2010/main" val="0"/>
+                        </a:ext>
+                      </a:extLst>
+                    </a:blip>
+                    <a:stretch>
+                      <a:fillRect/>
+                    </a:stretch>
+                  </pic:blipFill>
+                  <pic:spPr>
+                    <a:xfrm>
+                      <a:off x="0" y="0"/>
+                      <a:ext cx="7734300" cy="3395345"/>
+                    </a:xfrm>
+                    <a:prstGeom prst="rect">
+                      <a:avLst/>
+                    </a:prstGeom>
+                  </pic:spPr>
+                </pic:pic>
+              </a:graphicData>
+            </a:graphic>
+            <wp14:sizeRelH relativeFrom="margin">
+              <wp14:pctWidth>0</wp14:pctWidth>
+            </wp14:sizeRelH>
+            <wp14:sizeRelV relativeFrom="margin">
+              <wp14:pctHeight>0</wp14:pctHeight>
+            </wp14:sizeRelV>
+          </wp:anchor>
+        </w:drawing>
+      </w:r>
+      <w:proofErr w:type="spellStart"/>
+      <w:r>
+        <w:rPr>
+          <w:rFonts w:ascii="Times New Roman" w:hAnsi="Times New Roman" w:cs="Times New Roman"/>
+          <w:sz w:val="24"/>
+          <w:szCs w:val="24"/>
+        </w:rPr>
+        <w:t>Codigo</w:t>
+      </w:r>
+      <w:proofErr w:type="spellEnd"/>
+      <w:r>
+        <w:rPr>
+          <w:rFonts w:ascii="Times New Roman" w:hAnsi="Times New Roman" w:cs="Times New Roman"/>
+          <w:sz w:val="24"/>
+          <w:szCs w:val="24"/>
+        </w:rPr>
+        <w:t>:</w:t>
+      </w:r>
+    </w:p>
+    <w:p>
+      <w:pPr>
+        <w:rPr>
+          <w:rFonts w:ascii="Times New Roman" w:hAnsi="Times New Roman" w:cs="Times New Roman"/>
+          <w:sz w:val="24"/>
+          <w:szCs w:val="24"/>
+        </w:rPr>
+      </w:pPr>
+    </w:p>
+    <w:p>
+      <w:pPr>
+        <w:rPr>
+          <w:rFonts w:ascii="Times New Roman" w:hAnsi="Times New Roman" w:cs="Times New Roman"/>
+          <w:sz w:val="24"/>
+          <w:szCs w:val="24"/>
+        </w:rPr>
+      </w:pPr>
+    </w:p>
+    <w:p>
+      <w:pPr>
+        <w:rPr>
+          <w:rFonts w:ascii="Times New Roman" w:hAnsi="Times New Roman" w:cs="Times New Roman"/>
+          <w:sz w:val="24"/>
+          <w:szCs w:val="24"/>
+        </w:rPr>
+      </w:pPr>
+    </w:p>
+    <w:p>
+      <w:pPr>
+        <w:rPr>
+          <w:rFonts w:ascii="Times New Roman" w:hAnsi="Times New Roman" w:cs="Times New Roman"/>
+          <w:sz w:val="24"/>
+          <w:szCs w:val="24"/>
+        </w:rPr>
+      </w:pPr>
+    </w:p>
+    <w:p>
+      <w:pPr>
+        <w:rPr>
+          <w:rFonts w:ascii="Times New Roman" w:hAnsi="Times New Roman" w:cs="Times New Roman"/>
+          <w:b/>
+          <w:bCs/>
+          <w:sz w:val="24"/>
+          <w:szCs w:val="24"/>
+        </w:rPr>
+      </w:pPr>
+      <w:r>
+        <w:rPr>
+          <w:rFonts w:ascii="Times New Roman" w:hAnsi="Times New Roman" w:cs="Times New Roman"/>
+          <w:noProof/>
+          <w:sz w:val="24"/>
+          <w:szCs w:val="24"/>
+        </w:rPr>
+        <w:lastRenderedPageBreak/>
+        <w:drawing>
+          <wp:anchor distT="0" distB="0" distL="114300" distR="114300" simplePos="0" relativeHeight="251662336" behindDoc="0" locked="0" layoutInCell="1" allowOverlap="1" wp14:anchorId="78D369EC" wp14:editId="1406C01D">
+            <wp:simplePos x="0" y="0"/>
+            <wp:positionH relativeFrom="page">
+              <wp:align>right</wp:align>
+            </wp:positionH>
+            <wp:positionV relativeFrom="paragraph">
+              <wp:posOffset>3614420</wp:posOffset>
+            </wp:positionV>
+            <wp:extent cx="7762875" cy="1979295"/>
+            <wp:effectExtent l="0" t="0" r="9525" b="1905"/>
+            <wp:wrapThrough wrapText="bothSides">
+              <wp:wrapPolygon edited="0">
+                <wp:start x="0" y="0"/>
+                <wp:lineTo x="0" y="21413"/>
+                <wp:lineTo x="21573" y="21413"/>
+                <wp:lineTo x="21573" y="0"/>
+                <wp:lineTo x="0" y="0"/>
+              </wp:wrapPolygon>
+            </wp:wrapThrough>
+            <wp:docPr id="1145756420" name="Imagen 1" descr="Captura de pantalla de computadora&#10;&#10;El contenido generado por IA puede ser incorrecto."/>
+            <wp:cNvGraphicFramePr>
+              <a:graphicFrameLocks xmlns:a="http://schemas.openxmlformats.org/drawingml/2006/main" noChangeAspect="1"/>
+            </wp:cNvGraphicFramePr>
+            <a:graphic xmlns:a="http://schemas.openxmlformats.org/drawingml/2006/main">
+              <a:graphicData uri="http://schemas.openxmlformats.org/drawingml/2006/picture">
+                <pic:pic xmlns:pic="http://schemas.openxmlformats.org/drawingml/2006/picture">
+                  <pic:nvPicPr>
+                    <pic:cNvPr id="1145756420" name="Imagen 1" descr="Captura de pantalla de computadora&#10;&#10;El contenido generado por IA puede ser incorrecto."/>
+                    <pic:cNvPicPr/>
+                  </pic:nvPicPr>
+                  <pic:blipFill>
+                    <a:blip r:embed="rId13">
+                      <a:extLst>
+                        <a:ext uri="{28A0092B-C50C-407E-A947-70E740481C1C}">
+                          <a14:useLocalDpi xmlns:a14="http://schemas.microsoft.com/office/drawing/2010/main" val="0"/>
+                        </a:ext>
+                      </a:extLst>
+                    </a:blip>
+                    <a:stretch>
+                      <a:fillRect/>
+                    </a:stretch>
+                  </pic:blipFill>
+                  <pic:spPr>
+                    <a:xfrm>
+                      <a:off x="0" y="0"/>
+                      <a:ext cx="7762875" cy="1979295"/>
+                    </a:xfrm>
+                    <a:prstGeom prst="rect">
+                      <a:avLst/>
+                    </a:prstGeom>
+                  </pic:spPr>
+                </pic:pic>
+              </a:graphicData>
+            </a:graphic>
+            <wp14:sizeRelH relativeFrom="margin">
+              <wp14:pctWidth>0</wp14:pctWidth>
+            </wp14:sizeRelH>
+            <wp14:sizeRelV relativeFrom="margin">
+              <wp14:pctHeight>0</wp14:pctHeight>
+            </wp14:sizeRelV>
+          </wp:anchor>
+        </w:drawing>
+      </w:r>
+      <w:r>
+        <w:rPr>
+          <w:rFonts w:ascii="Times New Roman" w:hAnsi="Times New Roman" w:cs="Times New Roman"/>
+          <w:noProof/>
+          <w:sz w:val="24"/>
+          <w:szCs w:val="24"/>
+        </w:rPr>
+        <w:drawing>
+          <wp:anchor distT="0" distB="0" distL="114300" distR="114300" simplePos="0" relativeHeight="251657216" behindDoc="0" locked="0" layoutInCell="1" allowOverlap="1" wp14:anchorId="614519C6" wp14:editId="5FB34E90">
+            <wp:simplePos x="0" y="0"/>
+            <wp:positionH relativeFrom="page">
+              <wp:align>left</wp:align>
+            </wp:positionH>
+            <wp:positionV relativeFrom="paragraph">
+              <wp:posOffset>262255</wp:posOffset>
+            </wp:positionV>
+            <wp:extent cx="7806055" cy="3343275"/>
+            <wp:effectExtent l="0" t="0" r="4445" b="9525"/>
+            <wp:wrapThrough wrapText="bothSides">
+              <wp:wrapPolygon edited="0">
+                <wp:start x="0" y="0"/>
+                <wp:lineTo x="0" y="21538"/>
+                <wp:lineTo x="21560" y="21538"/>
+                <wp:lineTo x="21560" y="0"/>
+                <wp:lineTo x="0" y="0"/>
+              </wp:wrapPolygon>
+            </wp:wrapThrough>
+            <wp:docPr id="548040553" name="Imagen 1" descr="Texto&#10;&#10;El contenido generado por IA puede ser incorrecto."/>
+            <wp:cNvGraphicFramePr>
+              <a:graphicFrameLocks xmlns:a="http://schemas.openxmlformats.org/drawingml/2006/main" noChangeAspect="1"/>
+            </wp:cNvGraphicFramePr>
+            <a:graphic xmlns:a="http://schemas.openxmlformats.org/drawingml/2006/main">
+              <a:graphicData uri="http://schemas.openxmlformats.org/drawingml/2006/picture">
+                <pic:pic xmlns:pic="http://schemas.openxmlformats.org/drawingml/2006/picture">
+                  <pic:nvPicPr>
+                    <pic:cNvPr id="548040553" name="Imagen 1" descr="Texto&#10;&#10;El contenido generado por IA puede ser incorrecto."/>
+                    <pic:cNvPicPr/>
+                  </pic:nvPicPr>
+                  <pic:blipFill>
+                    <a:blip r:embed="rId14">
+                      <a:extLst>
+                        <a:ext uri="{28A0092B-C50C-407E-A947-70E740481C1C}">
+                          <a14:useLocalDpi xmlns:a14="http://schemas.microsoft.com/office/drawing/2010/main" val="0"/>
+                        </a:ext>
+                      </a:extLst>
+                    </a:blip>
+                    <a:stretch>
+                      <a:fillRect/>
+                    </a:stretch>
+                  </pic:blipFill>
+                  <pic:spPr>
+                    <a:xfrm>
+                      <a:off x="0" y="0"/>
+                      <a:ext cx="7806055" cy="3343275"/>
+                    </a:xfrm>
+                    <a:prstGeom prst="rect">
+                      <a:avLst/>
+                    </a:prstGeom>
+                  </pic:spPr>
+                </pic:pic>
+              </a:graphicData>
+            </a:graphic>
+            <wp14:sizeRelH relativeFrom="margin">
+              <wp14:pctWidth>0</wp14:pctWidth>
+            </wp14:sizeRelH>
+            <wp14:sizeRelV relativeFrom="margin">
+              <wp14:pctHeight>0</wp14:pctHeight>
+            </wp14:sizeRelV>
+          </wp:anchor>
+        </w:drawing>
+      </w:r>
+      <w:r>
+        <w:rPr>
+          <w:rFonts w:ascii="Times New Roman" w:hAnsi="Times New Roman" w:cs="Times New Roman"/>
+          <w:b/>
+          <w:bCs/>
+          <w:sz w:val="24"/>
+          <w:szCs w:val="24"/>
+        </w:rPr>
+        <w:t>Resultado de la prueba:</w:t>
+      </w:r>
+    </w:p>
+    <w:p>
+      <w:pPr>
+        <w:rPr>
+          <w:rFonts w:ascii="Times New Roman" w:hAnsi="Times New Roman" w:cs="Times New Roman"/>
+          <w:sz w:val="24"/>
+          <w:szCs w:val="24"/>
+        </w:rPr>
+      </w:pPr>
+    </w:p>
+    <w:p>
+      <w:pPr>
         <w:ind w:left="360"/>
         <w:rPr>
           <w:rFonts w:ascii="Times New Roman" w:hAnsi="Times New Roman" w:cs="Times New Roman"/>
@@ -3163,28 +3991,1077 @@
     </w:p>
     <w:p>
       <w:pPr>
-        <w:pStyle w:val="Prrafodelista"/>
-        <w:rPr>
-          <w:rFonts w:ascii="Times New Roman" w:hAnsi="Times New Roman" w:cs="Times New Roman"/>
-          <w:sz w:val="24"/>
-          <w:szCs w:val="24"/>
-        </w:rPr>
-      </w:pPr>
-    </w:p>
-    <w:p>
-      <w:pPr>
-        <w:pStyle w:val="Prrafodelista"/>
-        <w:rPr>
-          <w:rFonts w:ascii="Times New Roman" w:hAnsi="Times New Roman" w:cs="Times New Roman"/>
-          <w:sz w:val="24"/>
-          <w:szCs w:val="24"/>
-        </w:rPr>
-      </w:pPr>
-      <w:r>
-        <w:rPr>
-          <w:rFonts w:ascii="Times New Roman" w:hAnsi="Times New Roman" w:cs="Times New Roman"/>
-          <w:sz w:val="24"/>
-          <w:szCs w:val="24"/>
+        <w:rPr>
+          <w:rFonts w:ascii="Times New Roman" w:hAnsi="Times New Roman" w:cs="Times New Roman"/>
+          <w:sz w:val="24"/>
+          <w:szCs w:val="24"/>
+        </w:rPr>
+      </w:pPr>
+    </w:p>
+    <w:p>
+      <w:pPr>
+        <w:jc w:val="center"/>
+        <w:rPr>
+          <w:rFonts w:ascii="Times New Roman" w:hAnsi="Times New Roman" w:cs="Times New Roman"/>
+          <w:b/>
+          <w:bCs/>
+          <w:sz w:val="24"/>
+          <w:szCs w:val="24"/>
+          <w:lang w:val="es-MX"/>
+        </w:rPr>
+      </w:pPr>
+    </w:p>
+    <w:p>
+      <w:pPr>
+        <w:rPr>
+          <w:rFonts w:ascii="Times New Roman" w:hAnsi="Times New Roman" w:cs="Times New Roman"/>
+          <w:b/>
+          <w:bCs/>
+          <w:sz w:val="24"/>
+          <w:szCs w:val="24"/>
+          <w:lang w:val="es-MX"/>
+        </w:rPr>
+      </w:pPr>
+    </w:p>
+    <w:p>
+      <w:pPr>
+        <w:rPr>
+          <w:rFonts w:ascii="Times New Roman" w:hAnsi="Times New Roman" w:cs="Times New Roman"/>
+          <w:b/>
+          <w:bCs/>
+          <w:sz w:val="24"/>
+          <w:szCs w:val="24"/>
+          <w:lang w:val="es-MX"/>
+        </w:rPr>
+      </w:pPr>
+    </w:p>
+    <w:p>
+      <w:pPr>
+        <w:rPr>
+          <w:rFonts w:ascii="Times New Roman" w:hAnsi="Times New Roman" w:cs="Times New Roman"/>
+          <w:b/>
+          <w:bCs/>
+          <w:sz w:val="24"/>
+          <w:szCs w:val="24"/>
+          <w:lang w:val="es-MX"/>
+        </w:rPr>
+      </w:pPr>
+    </w:p>
+    <w:p>
+      <w:pPr>
+        <w:rPr>
+          <w:rFonts w:ascii="Times New Roman" w:hAnsi="Times New Roman" w:cs="Times New Roman"/>
+          <w:b/>
+          <w:bCs/>
+          <w:sz w:val="24"/>
+          <w:szCs w:val="24"/>
+          <w:lang w:val="es-MX"/>
+        </w:rPr>
+      </w:pPr>
+    </w:p>
+    <w:p>
+      <w:pPr>
+        <w:rPr>
+          <w:rFonts w:ascii="Times New Roman" w:hAnsi="Times New Roman" w:cs="Times New Roman"/>
+          <w:b/>
+          <w:bCs/>
+          <w:sz w:val="24"/>
+          <w:szCs w:val="24"/>
+          <w:lang w:val="es-MX"/>
+        </w:rPr>
+      </w:pPr>
+    </w:p>
+    <w:p>
+      <w:pPr>
+        <w:jc w:val="center"/>
+        <w:rPr>
+          <w:rFonts w:ascii="Times New Roman" w:hAnsi="Times New Roman" w:cs="Times New Roman"/>
+          <w:b/>
+          <w:bCs/>
+          <w:sz w:val="24"/>
+          <w:szCs w:val="24"/>
+          <w:lang w:val="es-MX"/>
+        </w:rPr>
+      </w:pPr>
+      <w:r>
+        <w:rPr>
+          <w:rFonts w:ascii="Times New Roman" w:hAnsi="Times New Roman" w:cs="Times New Roman"/>
+          <w:b/>
+          <w:bCs/>
+          <w:sz w:val="24"/>
+          <w:szCs w:val="24"/>
+          <w:lang w:val="es-MX"/>
+        </w:rPr>
+        <w:lastRenderedPageBreak/>
+        <w:t>Prueba de humo</w:t>
+      </w:r>
+    </w:p>
+    <w:p>
+      <w:pPr>
+        <w:rPr>
+          <w:rFonts w:ascii="Times New Roman" w:hAnsi="Times New Roman" w:cs="Times New Roman"/>
+          <w:sz w:val="24"/>
+          <w:szCs w:val="24"/>
+          <w:lang w:val="es-MX"/>
+        </w:rPr>
+      </w:pPr>
+      <w:r>
+        <w:rPr>
+          <w:rFonts w:ascii="Times New Roman" w:hAnsi="Times New Roman" w:cs="Times New Roman"/>
+          <w:sz w:val="24"/>
+          <w:szCs w:val="24"/>
+          <w:lang w:val="es-MX"/>
+        </w:rPr>
+        <w:t xml:space="preserve">La prueba de humo la hice probando la pagina pacientes </w:t>
+      </w:r>
+    </w:p>
+    <w:p>
+      <w:pPr>
+        <w:rPr>
+          <w:rFonts w:ascii="Times New Roman" w:hAnsi="Times New Roman" w:cs="Times New Roman"/>
+          <w:sz w:val="24"/>
+          <w:szCs w:val="24"/>
+          <w:lang w:val="es-MX"/>
+        </w:rPr>
+      </w:pPr>
+    </w:p>
+    <w:p>
+      <w:pPr>
+        <w:rPr>
+          <w:rFonts w:ascii="Times New Roman" w:hAnsi="Times New Roman" w:cs="Times New Roman"/>
+          <w:sz w:val="24"/>
+          <w:szCs w:val="24"/>
+          <w:lang w:val="es-MX"/>
+        </w:rPr>
+      </w:pPr>
+      <w:r>
+        <w:rPr>
+          <w:rFonts w:ascii="Times New Roman" w:hAnsi="Times New Roman" w:cs="Times New Roman"/>
+          <w:noProof/>
+          <w:sz w:val="24"/>
+          <w:szCs w:val="24"/>
+          <w:lang w:val="es-MX"/>
+        </w:rPr>
+        <w:drawing>
+          <wp:anchor distT="0" distB="0" distL="114300" distR="114300" simplePos="0" relativeHeight="251663360" behindDoc="0" locked="0" layoutInCell="1" allowOverlap="1" wp14:anchorId="56D993DF" wp14:editId="3034582D">
+            <wp:simplePos x="0" y="0"/>
+            <wp:positionH relativeFrom="page">
+              <wp:align>left</wp:align>
+            </wp:positionH>
+            <wp:positionV relativeFrom="paragraph">
+              <wp:posOffset>285750</wp:posOffset>
+            </wp:positionV>
+            <wp:extent cx="7734300" cy="2020570"/>
+            <wp:effectExtent l="0" t="0" r="0" b="0"/>
+            <wp:wrapTopAndBottom/>
+            <wp:docPr id="1777122165" name="Imagen 1" descr="Interfaz de usuario gráfica, Texto, Aplicación&#10;&#10;El contenido generado por IA puede ser incorrecto."/>
+            <wp:cNvGraphicFramePr>
+              <a:graphicFrameLocks xmlns:a="http://schemas.openxmlformats.org/drawingml/2006/main" noChangeAspect="1"/>
+            </wp:cNvGraphicFramePr>
+            <a:graphic xmlns:a="http://schemas.openxmlformats.org/drawingml/2006/main">
+              <a:graphicData uri="http://schemas.openxmlformats.org/drawingml/2006/picture">
+                <pic:pic xmlns:pic="http://schemas.openxmlformats.org/drawingml/2006/picture">
+                  <pic:nvPicPr>
+                    <pic:cNvPr id="1777122165" name="Imagen 1" descr="Interfaz de usuario gráfica, Texto, Aplicación&#10;&#10;El contenido generado por IA puede ser incorrecto."/>
+                    <pic:cNvPicPr/>
+                  </pic:nvPicPr>
+                  <pic:blipFill>
+                    <a:blip r:embed="rId15">
+                      <a:extLst>
+                        <a:ext uri="{28A0092B-C50C-407E-A947-70E740481C1C}">
+                          <a14:useLocalDpi xmlns:a14="http://schemas.microsoft.com/office/drawing/2010/main" val="0"/>
+                        </a:ext>
+                      </a:extLst>
+                    </a:blip>
+                    <a:stretch>
+                      <a:fillRect/>
+                    </a:stretch>
+                  </pic:blipFill>
+                  <pic:spPr>
+                    <a:xfrm>
+                      <a:off x="0" y="0"/>
+                      <a:ext cx="7752034" cy="2025282"/>
+                    </a:xfrm>
+                    <a:prstGeom prst="rect">
+                      <a:avLst/>
+                    </a:prstGeom>
+                  </pic:spPr>
+                </pic:pic>
+              </a:graphicData>
+            </a:graphic>
+            <wp14:sizeRelH relativeFrom="margin">
+              <wp14:pctWidth>0</wp14:pctWidth>
+            </wp14:sizeRelH>
+            <wp14:sizeRelV relativeFrom="margin">
+              <wp14:pctHeight>0</wp14:pctHeight>
+            </wp14:sizeRelV>
+          </wp:anchor>
+        </w:drawing>
+      </w:r>
+      <w:proofErr w:type="spellStart"/>
+      <w:r>
+        <w:rPr>
+          <w:rFonts w:ascii="Times New Roman" w:hAnsi="Times New Roman" w:cs="Times New Roman"/>
+          <w:sz w:val="24"/>
+          <w:szCs w:val="24"/>
+          <w:lang w:val="es-MX"/>
+        </w:rPr>
+        <w:t>Codigo</w:t>
+      </w:r>
+      <w:proofErr w:type="spellEnd"/>
+      <w:r>
+        <w:rPr>
+          <w:rFonts w:ascii="Times New Roman" w:hAnsi="Times New Roman" w:cs="Times New Roman"/>
+          <w:sz w:val="24"/>
+          <w:szCs w:val="24"/>
+          <w:lang w:val="es-MX"/>
+        </w:rPr>
+        <w:t>:</w:t>
+      </w:r>
+    </w:p>
+    <w:p>
+      <w:pPr>
+        <w:rPr>
+          <w:rFonts w:ascii="Times New Roman" w:hAnsi="Times New Roman" w:cs="Times New Roman"/>
+          <w:sz w:val="24"/>
+          <w:szCs w:val="24"/>
+          <w:lang w:val="es-MX"/>
+        </w:rPr>
+      </w:pPr>
+    </w:p>
+    <w:p>
+      <w:pPr>
+        <w:rPr>
+          <w:rFonts w:ascii="Times New Roman" w:hAnsi="Times New Roman" w:cs="Times New Roman"/>
+          <w:b/>
+          <w:bCs/>
+          <w:sz w:val="24"/>
+          <w:szCs w:val="24"/>
+          <w:lang w:val="es-MX"/>
+        </w:rPr>
+      </w:pPr>
+      <w:r>
+        <w:rPr>
+          <w:rFonts w:ascii="Times New Roman" w:hAnsi="Times New Roman" w:cs="Times New Roman"/>
+          <w:b/>
+          <w:bCs/>
+          <w:noProof/>
+          <w:sz w:val="24"/>
+          <w:szCs w:val="24"/>
+          <w:lang w:val="es-MX"/>
+        </w:rPr>
+        <w:drawing>
+          <wp:anchor distT="0" distB="0" distL="114300" distR="114300" simplePos="0" relativeHeight="251664384" behindDoc="0" locked="0" layoutInCell="1" allowOverlap="1" wp14:anchorId="6CF760B1" wp14:editId="3AC17847">
+            <wp:simplePos x="0" y="0"/>
+            <wp:positionH relativeFrom="page">
+              <wp:align>left</wp:align>
+            </wp:positionH>
+            <wp:positionV relativeFrom="paragraph">
+              <wp:posOffset>222250</wp:posOffset>
+            </wp:positionV>
+            <wp:extent cx="7762875" cy="3337560"/>
+            <wp:effectExtent l="0" t="0" r="0" b="0"/>
+            <wp:wrapTopAndBottom/>
+            <wp:docPr id="1880637567" name="Imagen 1"/>
+            <wp:cNvGraphicFramePr>
+              <a:graphicFrameLocks xmlns:a="http://schemas.openxmlformats.org/drawingml/2006/main" noChangeAspect="1"/>
+            </wp:cNvGraphicFramePr>
+            <a:graphic xmlns:a="http://schemas.openxmlformats.org/drawingml/2006/main">
+              <a:graphicData uri="http://schemas.openxmlformats.org/drawingml/2006/picture">
+                <pic:pic xmlns:pic="http://schemas.openxmlformats.org/drawingml/2006/picture">
+                  <pic:nvPicPr>
+                    <pic:cNvPr id="1880637567" name=""/>
+                    <pic:cNvPicPr/>
+                  </pic:nvPicPr>
+                  <pic:blipFill>
+                    <a:blip r:embed="rId16">
+                      <a:extLst>
+                        <a:ext uri="{28A0092B-C50C-407E-A947-70E740481C1C}">
+                          <a14:useLocalDpi xmlns:a14="http://schemas.microsoft.com/office/drawing/2010/main" val="0"/>
+                        </a:ext>
+                      </a:extLst>
+                    </a:blip>
+                    <a:stretch>
+                      <a:fillRect/>
+                    </a:stretch>
+                  </pic:blipFill>
+                  <pic:spPr>
+                    <a:xfrm>
+                      <a:off x="0" y="0"/>
+                      <a:ext cx="7780861" cy="3345471"/>
+                    </a:xfrm>
+                    <a:prstGeom prst="rect">
+                      <a:avLst/>
+                    </a:prstGeom>
+                  </pic:spPr>
+                </pic:pic>
+              </a:graphicData>
+            </a:graphic>
+            <wp14:sizeRelH relativeFrom="margin">
+              <wp14:pctWidth>0</wp14:pctWidth>
+            </wp14:sizeRelH>
+            <wp14:sizeRelV relativeFrom="margin">
+              <wp14:pctHeight>0</wp14:pctHeight>
+            </wp14:sizeRelV>
+          </wp:anchor>
+        </w:drawing>
+      </w:r>
+      <w:r>
+        <w:rPr>
+          <w:rFonts w:ascii="Times New Roman" w:hAnsi="Times New Roman" w:cs="Times New Roman"/>
+          <w:b/>
+          <w:bCs/>
+          <w:sz w:val="24"/>
+          <w:szCs w:val="24"/>
+          <w:lang w:val="es-MX"/>
+        </w:rPr>
+        <w:t>Resultado de la prueba:</w:t>
+      </w:r>
+    </w:p>
+    <w:p>
+      <w:pPr>
+        <w:rPr>
+          <w:rFonts w:ascii="Times New Roman" w:hAnsi="Times New Roman" w:cs="Times New Roman"/>
+          <w:b/>
+          <w:bCs/>
+          <w:sz w:val="24"/>
+          <w:szCs w:val="24"/>
+          <w:lang w:val="es-MX"/>
+        </w:rPr>
+      </w:pPr>
+    </w:p>
+    <w:p>
+      <w:pPr>
+        <w:rPr>
+          <w:rFonts w:ascii="Times New Roman" w:hAnsi="Times New Roman" w:cs="Times New Roman"/>
+          <w:sz w:val="24"/>
+          <w:szCs w:val="24"/>
+          <w:lang w:val="es-MX"/>
+        </w:rPr>
+      </w:pPr>
+      <w:r>
+        <w:rPr>
+          <w:rFonts w:ascii="Times New Roman" w:hAnsi="Times New Roman" w:cs="Times New Roman"/>
+          <w:noProof/>
+          <w:sz w:val="24"/>
+          <w:szCs w:val="24"/>
+          <w:lang w:val="es-MX"/>
+        </w:rPr>
+        <w:lastRenderedPageBreak/>
+        <w:drawing>
+          <wp:anchor distT="0" distB="0" distL="114300" distR="114300" simplePos="0" relativeHeight="251665408" behindDoc="0" locked="0" layoutInCell="1" allowOverlap="1" wp14:anchorId="17F27491" wp14:editId="098F0C57">
+            <wp:simplePos x="0" y="0"/>
+            <wp:positionH relativeFrom="margin">
+              <wp:align>center</wp:align>
+            </wp:positionH>
+            <wp:positionV relativeFrom="paragraph">
+              <wp:posOffset>0</wp:posOffset>
+            </wp:positionV>
+            <wp:extent cx="6740153" cy="1600200"/>
+            <wp:effectExtent l="0" t="0" r="3810" b="0"/>
+            <wp:wrapTopAndBottom/>
+            <wp:docPr id="1373756308" name="Imagen 1" descr="Texto&#10;&#10;El contenido generado por IA puede ser incorrecto."/>
+            <wp:cNvGraphicFramePr>
+              <a:graphicFrameLocks xmlns:a="http://schemas.openxmlformats.org/drawingml/2006/main" noChangeAspect="1"/>
+            </wp:cNvGraphicFramePr>
+            <a:graphic xmlns:a="http://schemas.openxmlformats.org/drawingml/2006/main">
+              <a:graphicData uri="http://schemas.openxmlformats.org/drawingml/2006/picture">
+                <pic:pic xmlns:pic="http://schemas.openxmlformats.org/drawingml/2006/picture">
+                  <pic:nvPicPr>
+                    <pic:cNvPr id="1373756308" name="Imagen 1" descr="Texto&#10;&#10;El contenido generado por IA puede ser incorrecto."/>
+                    <pic:cNvPicPr/>
+                  </pic:nvPicPr>
+                  <pic:blipFill>
+                    <a:blip r:embed="rId17">
+                      <a:extLst>
+                        <a:ext uri="{28A0092B-C50C-407E-A947-70E740481C1C}">
+                          <a14:useLocalDpi xmlns:a14="http://schemas.microsoft.com/office/drawing/2010/main" val="0"/>
+                        </a:ext>
+                      </a:extLst>
+                    </a:blip>
+                    <a:stretch>
+                      <a:fillRect/>
+                    </a:stretch>
+                  </pic:blipFill>
+                  <pic:spPr>
+                    <a:xfrm>
+                      <a:off x="0" y="0"/>
+                      <a:ext cx="6740153" cy="1600200"/>
+                    </a:xfrm>
+                    <a:prstGeom prst="rect">
+                      <a:avLst/>
+                    </a:prstGeom>
+                  </pic:spPr>
+                </pic:pic>
+              </a:graphicData>
+            </a:graphic>
+            <wp14:sizeRelH relativeFrom="margin">
+              <wp14:pctWidth>0</wp14:pctWidth>
+            </wp14:sizeRelH>
+            <wp14:sizeRelV relativeFrom="margin">
+              <wp14:pctHeight>0</wp14:pctHeight>
+            </wp14:sizeRelV>
+          </wp:anchor>
+        </w:drawing>
+      </w:r>
+    </w:p>
+    <w:p>
+      <w:pPr>
+        <w:rPr>
+          <w:rFonts w:ascii="Times New Roman" w:hAnsi="Times New Roman" w:cs="Times New Roman"/>
+          <w:sz w:val="24"/>
+          <w:szCs w:val="24"/>
+          <w:lang w:val="es-MX"/>
+        </w:rPr>
+      </w:pPr>
+    </w:p>
+    <w:p>
+      <w:pPr>
+        <w:jc w:val="center"/>
+        <w:rPr>
+          <w:rFonts w:ascii="Times New Roman" w:hAnsi="Times New Roman" w:cs="Times New Roman"/>
+          <w:b/>
+          <w:bCs/>
+          <w:sz w:val="24"/>
+          <w:szCs w:val="24"/>
+          <w:lang w:val="es-MX"/>
+        </w:rPr>
+      </w:pPr>
+      <w:r>
+        <w:rPr>
+          <w:rFonts w:ascii="Times New Roman" w:hAnsi="Times New Roman" w:cs="Times New Roman"/>
+          <w:b/>
+          <w:bCs/>
+          <w:sz w:val="24"/>
+          <w:szCs w:val="24"/>
+          <w:lang w:val="es-MX"/>
+        </w:rPr>
+        <w:t>Prueba de integración</w:t>
+      </w:r>
+    </w:p>
+    <w:p>
+      <w:pPr>
+        <w:rPr>
+          <w:rFonts w:ascii="Times New Roman" w:hAnsi="Times New Roman" w:cs="Times New Roman"/>
+          <w:sz w:val="24"/>
+          <w:szCs w:val="24"/>
+          <w:lang w:val="es-MX"/>
+        </w:rPr>
+      </w:pPr>
+      <w:r>
+        <w:rPr>
+          <w:rFonts w:ascii="Times New Roman" w:hAnsi="Times New Roman" w:cs="Times New Roman"/>
+          <w:sz w:val="24"/>
+          <w:szCs w:val="24"/>
+          <w:lang w:val="es-MX"/>
+        </w:rPr>
+        <w:t xml:space="preserve">En esta prueba probe </w:t>
+      </w:r>
+      <w:r>
+        <w:rPr>
+          <w:rFonts w:ascii="Times New Roman" w:hAnsi="Times New Roman" w:cs="Times New Roman"/>
+          <w:sz w:val="24"/>
+          <w:szCs w:val="24"/>
+          <w:lang w:val="es-MX"/>
+        </w:rPr>
+        <w:t xml:space="preserve">la </w:t>
+      </w:r>
+      <w:r>
+        <w:rPr>
+          <w:rFonts w:ascii="Times New Roman" w:hAnsi="Times New Roman" w:cs="Times New Roman"/>
+          <w:sz w:val="24"/>
+          <w:szCs w:val="24"/>
+          <w:lang w:val="es-MX"/>
+        </w:rPr>
+        <w:t>página</w:t>
+      </w:r>
+      <w:r>
+        <w:rPr>
+          <w:rFonts w:ascii="Times New Roman" w:hAnsi="Times New Roman" w:cs="Times New Roman"/>
+          <w:sz w:val="24"/>
+          <w:szCs w:val="24"/>
+          <w:lang w:val="es-MX"/>
+        </w:rPr>
+        <w:t xml:space="preserve"> de</w:t>
+      </w:r>
+      <w:r>
+        <w:rPr>
+          <w:rFonts w:ascii="Times New Roman" w:hAnsi="Times New Roman" w:cs="Times New Roman"/>
+          <w:sz w:val="24"/>
+          <w:szCs w:val="24"/>
+          <w:lang w:val="es-MX"/>
+        </w:rPr>
+        <w:t xml:space="preserve"> toda la</w:t>
+      </w:r>
+      <w:r>
+        <w:rPr>
+          <w:rFonts w:ascii="Times New Roman" w:hAnsi="Times New Roman" w:cs="Times New Roman"/>
+          <w:sz w:val="24"/>
+          <w:szCs w:val="24"/>
+          <w:lang w:val="es-MX"/>
+        </w:rPr>
+        <w:t xml:space="preserve"> lista </w:t>
+      </w:r>
+      <w:r>
+        <w:rPr>
+          <w:rFonts w:ascii="Times New Roman" w:hAnsi="Times New Roman" w:cs="Times New Roman"/>
+          <w:sz w:val="24"/>
+          <w:szCs w:val="24"/>
+          <w:lang w:val="es-MX"/>
+        </w:rPr>
+        <w:t xml:space="preserve">de los servicios </w:t>
+      </w:r>
+      <w:r>
+        <w:rPr>
+          <w:rFonts w:ascii="Times New Roman" w:hAnsi="Times New Roman" w:cs="Times New Roman"/>
+          <w:sz w:val="24"/>
+          <w:szCs w:val="24"/>
+          <w:lang w:val="es-MX"/>
+        </w:rPr>
+        <w:t xml:space="preserve">de salud </w:t>
+      </w:r>
+      <w:r>
+        <w:rPr>
+          <w:rFonts w:ascii="Times New Roman" w:hAnsi="Times New Roman" w:cs="Times New Roman"/>
+          <w:sz w:val="24"/>
+          <w:szCs w:val="24"/>
+          <w:lang w:val="es-MX"/>
+        </w:rPr>
+        <w:t xml:space="preserve">si funciona </w:t>
+      </w:r>
+      <w:r>
+        <w:rPr>
+          <w:rFonts w:ascii="Times New Roman" w:hAnsi="Times New Roman" w:cs="Times New Roman"/>
+          <w:sz w:val="24"/>
+          <w:szCs w:val="24"/>
+          <w:lang w:val="es-MX"/>
+        </w:rPr>
+        <w:t>correctamente</w:t>
+      </w:r>
+      <w:r>
+        <w:rPr>
+          <w:rFonts w:ascii="Times New Roman" w:hAnsi="Times New Roman" w:cs="Times New Roman"/>
+          <w:sz w:val="24"/>
+          <w:szCs w:val="24"/>
+          <w:lang w:val="es-MX"/>
+        </w:rPr>
+        <w:t>.</w:t>
+      </w:r>
+    </w:p>
+    <w:p>
+      <w:pPr>
+        <w:rPr>
+          <w:rFonts w:ascii="Times New Roman" w:hAnsi="Times New Roman" w:cs="Times New Roman"/>
+          <w:sz w:val="24"/>
+          <w:szCs w:val="24"/>
+          <w:lang w:val="es-MX"/>
+        </w:rPr>
+      </w:pPr>
+    </w:p>
+    <w:p>
+      <w:pPr>
+        <w:rPr>
+          <w:rFonts w:ascii="Times New Roman" w:hAnsi="Times New Roman" w:cs="Times New Roman"/>
+          <w:sz w:val="24"/>
+          <w:szCs w:val="24"/>
+          <w:lang w:val="es-MX"/>
+        </w:rPr>
+      </w:pPr>
+      <w:r>
+        <w:rPr>
+          <w:rFonts w:ascii="Times New Roman" w:hAnsi="Times New Roman" w:cs="Times New Roman"/>
+          <w:noProof/>
+          <w:sz w:val="24"/>
+          <w:szCs w:val="24"/>
+          <w:lang w:val="es-MX"/>
+        </w:rPr>
+        <w:drawing>
+          <wp:anchor distT="0" distB="0" distL="114300" distR="114300" simplePos="0" relativeHeight="251666432" behindDoc="1" locked="0" layoutInCell="1" allowOverlap="1" wp14:anchorId="32BB6FA2" wp14:editId="774C07B3">
+            <wp:simplePos x="0" y="0"/>
+            <wp:positionH relativeFrom="column">
+              <wp:posOffset>-575310</wp:posOffset>
+            </wp:positionH>
+            <wp:positionV relativeFrom="paragraph">
+              <wp:posOffset>410210</wp:posOffset>
+            </wp:positionV>
+            <wp:extent cx="6978650" cy="2457450"/>
+            <wp:effectExtent l="0" t="0" r="0" b="0"/>
+            <wp:wrapTight wrapText="bothSides">
+              <wp:wrapPolygon edited="0">
+                <wp:start x="0" y="0"/>
+                <wp:lineTo x="0" y="21433"/>
+                <wp:lineTo x="21521" y="21433"/>
+                <wp:lineTo x="21521" y="0"/>
+                <wp:lineTo x="0" y="0"/>
+              </wp:wrapPolygon>
+            </wp:wrapTight>
+            <wp:docPr id="1317894921" name="Imagen 1"/>
+            <wp:cNvGraphicFramePr>
+              <a:graphicFrameLocks xmlns:a="http://schemas.openxmlformats.org/drawingml/2006/main" noChangeAspect="1"/>
+            </wp:cNvGraphicFramePr>
+            <a:graphic xmlns:a="http://schemas.openxmlformats.org/drawingml/2006/main">
+              <a:graphicData uri="http://schemas.openxmlformats.org/drawingml/2006/picture">
+                <pic:pic xmlns:pic="http://schemas.openxmlformats.org/drawingml/2006/picture">
+                  <pic:nvPicPr>
+                    <pic:cNvPr id="1317894921" name=""/>
+                    <pic:cNvPicPr/>
+                  </pic:nvPicPr>
+                  <pic:blipFill>
+                    <a:blip r:embed="rId18">
+                      <a:extLst>
+                        <a:ext uri="{28A0092B-C50C-407E-A947-70E740481C1C}">
+                          <a14:useLocalDpi xmlns:a14="http://schemas.microsoft.com/office/drawing/2010/main" val="0"/>
+                        </a:ext>
+                      </a:extLst>
+                    </a:blip>
+                    <a:stretch>
+                      <a:fillRect/>
+                    </a:stretch>
+                  </pic:blipFill>
+                  <pic:spPr>
+                    <a:xfrm>
+                      <a:off x="0" y="0"/>
+                      <a:ext cx="6978650" cy="2457450"/>
+                    </a:xfrm>
+                    <a:prstGeom prst="rect">
+                      <a:avLst/>
+                    </a:prstGeom>
+                  </pic:spPr>
+                </pic:pic>
+              </a:graphicData>
+            </a:graphic>
+            <wp14:sizeRelH relativeFrom="margin">
+              <wp14:pctWidth>0</wp14:pctWidth>
+            </wp14:sizeRelH>
+            <wp14:sizeRelV relativeFrom="margin">
+              <wp14:pctHeight>0</wp14:pctHeight>
+            </wp14:sizeRelV>
+          </wp:anchor>
+        </w:drawing>
+      </w:r>
+      <w:r>
+        <w:rPr>
+          <w:rFonts w:ascii="Times New Roman" w:hAnsi="Times New Roman" w:cs="Times New Roman"/>
+          <w:sz w:val="24"/>
+          <w:szCs w:val="24"/>
+          <w:lang w:val="es-MX"/>
+        </w:rPr>
+        <w:t>Código</w:t>
+      </w:r>
+      <w:r>
+        <w:rPr>
+          <w:rFonts w:ascii="Times New Roman" w:hAnsi="Times New Roman" w:cs="Times New Roman"/>
+          <w:sz w:val="24"/>
+          <w:szCs w:val="24"/>
+          <w:lang w:val="es-MX"/>
+        </w:rPr>
+        <w:t xml:space="preserve">: </w:t>
+      </w:r>
+    </w:p>
+    <w:p>
+      <w:pPr>
+        <w:rPr>
+          <w:rFonts w:ascii="Times New Roman" w:hAnsi="Times New Roman" w:cs="Times New Roman"/>
+          <w:sz w:val="24"/>
+          <w:szCs w:val="24"/>
+          <w:lang w:val="es-MX"/>
+        </w:rPr>
+      </w:pPr>
+    </w:p>
+    <w:p>
+      <w:pPr>
+        <w:rPr>
+          <w:rFonts w:ascii="Times New Roman" w:hAnsi="Times New Roman" w:cs="Times New Roman"/>
+          <w:sz w:val="24"/>
+          <w:szCs w:val="24"/>
+          <w:lang w:val="es-MX"/>
+        </w:rPr>
+      </w:pPr>
+    </w:p>
+    <w:p>
+      <w:pPr>
+        <w:rPr>
+          <w:rFonts w:ascii="Times New Roman" w:hAnsi="Times New Roman" w:cs="Times New Roman"/>
+          <w:sz w:val="24"/>
+          <w:szCs w:val="24"/>
+          <w:lang w:val="es-MX"/>
+        </w:rPr>
+      </w:pPr>
+    </w:p>
+    <w:p>
+      <w:pPr>
+        <w:rPr>
+          <w:rFonts w:ascii="Times New Roman" w:hAnsi="Times New Roman" w:cs="Times New Roman"/>
+          <w:sz w:val="24"/>
+          <w:szCs w:val="24"/>
+          <w:lang w:val="es-MX"/>
+        </w:rPr>
+      </w:pPr>
+    </w:p>
+    <w:p>
+      <w:pPr>
+        <w:rPr>
+          <w:rFonts w:ascii="Times New Roman" w:hAnsi="Times New Roman" w:cs="Times New Roman"/>
+          <w:sz w:val="24"/>
+          <w:szCs w:val="24"/>
+          <w:lang w:val="es-MX"/>
+        </w:rPr>
+      </w:pPr>
+    </w:p>
+    <w:p>
+      <w:pPr>
+        <w:rPr>
+          <w:rFonts w:ascii="Times New Roman" w:hAnsi="Times New Roman" w:cs="Times New Roman"/>
+          <w:sz w:val="24"/>
+          <w:szCs w:val="24"/>
+          <w:lang w:val="es-MX"/>
+        </w:rPr>
+      </w:pPr>
+    </w:p>
+    <w:p>
+      <w:pPr>
+        <w:rPr>
+          <w:rFonts w:ascii="Times New Roman" w:hAnsi="Times New Roman" w:cs="Times New Roman"/>
+          <w:sz w:val="24"/>
+          <w:szCs w:val="24"/>
+          <w:lang w:val="es-MX"/>
+        </w:rPr>
+      </w:pPr>
+    </w:p>
+    <w:p>
+      <w:pPr>
+        <w:rPr>
+          <w:rFonts w:ascii="Times New Roman" w:hAnsi="Times New Roman" w:cs="Times New Roman"/>
+          <w:b/>
+          <w:bCs/>
+          <w:sz w:val="24"/>
+          <w:szCs w:val="24"/>
+          <w:lang w:val="es-MX"/>
+        </w:rPr>
+      </w:pPr>
+      <w:r>
+        <w:rPr>
+          <w:rFonts w:ascii="Times New Roman" w:hAnsi="Times New Roman" w:cs="Times New Roman"/>
+          <w:noProof/>
+          <w:sz w:val="24"/>
+          <w:szCs w:val="24"/>
+          <w:lang w:val="es-MX"/>
+        </w:rPr>
+        <w:lastRenderedPageBreak/>
+        <w:drawing>
+          <wp:anchor distT="0" distB="0" distL="114300" distR="114300" simplePos="0" relativeHeight="251668480" behindDoc="0" locked="0" layoutInCell="1" allowOverlap="1" wp14:anchorId="27107E41" wp14:editId="65FFF36D">
+            <wp:simplePos x="0" y="0"/>
+            <wp:positionH relativeFrom="page">
+              <wp:align>right</wp:align>
+            </wp:positionH>
+            <wp:positionV relativeFrom="paragraph">
+              <wp:posOffset>3481705</wp:posOffset>
+            </wp:positionV>
+            <wp:extent cx="7724775" cy="2166620"/>
+            <wp:effectExtent l="0" t="0" r="9525" b="5080"/>
+            <wp:wrapTopAndBottom/>
+            <wp:docPr id="1926121347" name="Imagen 1"/>
+            <wp:cNvGraphicFramePr>
+              <a:graphicFrameLocks xmlns:a="http://schemas.openxmlformats.org/drawingml/2006/main" noChangeAspect="1"/>
+            </wp:cNvGraphicFramePr>
+            <a:graphic xmlns:a="http://schemas.openxmlformats.org/drawingml/2006/main">
+              <a:graphicData uri="http://schemas.openxmlformats.org/drawingml/2006/picture">
+                <pic:pic xmlns:pic="http://schemas.openxmlformats.org/drawingml/2006/picture">
+                  <pic:nvPicPr>
+                    <pic:cNvPr id="1926121347" name=""/>
+                    <pic:cNvPicPr/>
+                  </pic:nvPicPr>
+                  <pic:blipFill>
+                    <a:blip r:embed="rId19">
+                      <a:extLst>
+                        <a:ext uri="{28A0092B-C50C-407E-A947-70E740481C1C}">
+                          <a14:useLocalDpi xmlns:a14="http://schemas.microsoft.com/office/drawing/2010/main" val="0"/>
+                        </a:ext>
+                      </a:extLst>
+                    </a:blip>
+                    <a:stretch>
+                      <a:fillRect/>
+                    </a:stretch>
+                  </pic:blipFill>
+                  <pic:spPr>
+                    <a:xfrm>
+                      <a:off x="0" y="0"/>
+                      <a:ext cx="7724775" cy="2166620"/>
+                    </a:xfrm>
+                    <a:prstGeom prst="rect">
+                      <a:avLst/>
+                    </a:prstGeom>
+                  </pic:spPr>
+                </pic:pic>
+              </a:graphicData>
+            </a:graphic>
+            <wp14:sizeRelH relativeFrom="margin">
+              <wp14:pctWidth>0</wp14:pctWidth>
+            </wp14:sizeRelH>
+            <wp14:sizeRelV relativeFrom="margin">
+              <wp14:pctHeight>0</wp14:pctHeight>
+            </wp14:sizeRelV>
+          </wp:anchor>
+        </w:drawing>
+      </w:r>
+      <w:r>
+        <w:rPr>
+          <w:rFonts w:ascii="Times New Roman" w:hAnsi="Times New Roman" w:cs="Times New Roman"/>
+          <w:b/>
+          <w:bCs/>
+          <w:noProof/>
+          <w:sz w:val="24"/>
+          <w:szCs w:val="24"/>
+          <w:lang w:val="es-MX"/>
+        </w:rPr>
+        <w:drawing>
+          <wp:anchor distT="0" distB="0" distL="114300" distR="114300" simplePos="0" relativeHeight="251667456" behindDoc="0" locked="0" layoutInCell="1" allowOverlap="1" wp14:anchorId="5041C41F" wp14:editId="3491BE6E">
+            <wp:simplePos x="0" y="0"/>
+            <wp:positionH relativeFrom="column">
+              <wp:posOffset>-1022985</wp:posOffset>
+            </wp:positionH>
+            <wp:positionV relativeFrom="paragraph">
+              <wp:posOffset>271780</wp:posOffset>
+            </wp:positionV>
+            <wp:extent cx="7696200" cy="3194685"/>
+            <wp:effectExtent l="0" t="0" r="0" b="5715"/>
+            <wp:wrapTopAndBottom/>
+            <wp:docPr id="837129798" name="Imagen 1"/>
+            <wp:cNvGraphicFramePr>
+              <a:graphicFrameLocks xmlns:a="http://schemas.openxmlformats.org/drawingml/2006/main" noChangeAspect="1"/>
+            </wp:cNvGraphicFramePr>
+            <a:graphic xmlns:a="http://schemas.openxmlformats.org/drawingml/2006/main">
+              <a:graphicData uri="http://schemas.openxmlformats.org/drawingml/2006/picture">
+                <pic:pic xmlns:pic="http://schemas.openxmlformats.org/drawingml/2006/picture">
+                  <pic:nvPicPr>
+                    <pic:cNvPr id="837129798" name=""/>
+                    <pic:cNvPicPr/>
+                  </pic:nvPicPr>
+                  <pic:blipFill>
+                    <a:blip r:embed="rId20">
+                      <a:extLst>
+                        <a:ext uri="{28A0092B-C50C-407E-A947-70E740481C1C}">
+                          <a14:useLocalDpi xmlns:a14="http://schemas.microsoft.com/office/drawing/2010/main" val="0"/>
+                        </a:ext>
+                      </a:extLst>
+                    </a:blip>
+                    <a:stretch>
+                      <a:fillRect/>
+                    </a:stretch>
+                  </pic:blipFill>
+                  <pic:spPr>
+                    <a:xfrm>
+                      <a:off x="0" y="0"/>
+                      <a:ext cx="7696200" cy="3194685"/>
+                    </a:xfrm>
+                    <a:prstGeom prst="rect">
+                      <a:avLst/>
+                    </a:prstGeom>
+                  </pic:spPr>
+                </pic:pic>
+              </a:graphicData>
+            </a:graphic>
+            <wp14:sizeRelH relativeFrom="page">
+              <wp14:pctWidth>0</wp14:pctWidth>
+            </wp14:sizeRelH>
+            <wp14:sizeRelV relativeFrom="page">
+              <wp14:pctHeight>0</wp14:pctHeight>
+            </wp14:sizeRelV>
+          </wp:anchor>
+        </w:drawing>
+      </w:r>
+      <w:r>
+        <w:rPr>
+          <w:rFonts w:ascii="Times New Roman" w:hAnsi="Times New Roman" w:cs="Times New Roman"/>
+          <w:b/>
+          <w:bCs/>
+          <w:sz w:val="24"/>
+          <w:szCs w:val="24"/>
+          <w:lang w:val="es-MX"/>
+        </w:rPr>
+        <w:t>Resultado de la prueba:</w:t>
+      </w:r>
+    </w:p>
+    <w:p>
+      <w:pPr>
+        <w:rPr>
+          <w:rFonts w:ascii="Times New Roman" w:hAnsi="Times New Roman" w:cs="Times New Roman"/>
+          <w:b/>
+          <w:bCs/>
+          <w:sz w:val="24"/>
+          <w:szCs w:val="24"/>
+          <w:lang w:val="es-MX"/>
+        </w:rPr>
+      </w:pPr>
+    </w:p>
+    <w:p>
+      <w:pPr>
+        <w:jc w:val="center"/>
+        <w:rPr>
+          <w:rFonts w:ascii="Times New Roman" w:hAnsi="Times New Roman" w:cs="Times New Roman"/>
+          <w:b/>
+          <w:bCs/>
+          <w:sz w:val="24"/>
+          <w:szCs w:val="24"/>
+          <w:lang w:val="es-MX"/>
+        </w:rPr>
+      </w:pPr>
+    </w:p>
+    <w:p>
+      <w:pPr>
+        <w:jc w:val="center"/>
+        <w:rPr>
+          <w:rFonts w:ascii="Times New Roman" w:hAnsi="Times New Roman" w:cs="Times New Roman"/>
+          <w:b/>
+          <w:bCs/>
+          <w:sz w:val="24"/>
+          <w:szCs w:val="24"/>
+          <w:lang w:val="es-MX"/>
+        </w:rPr>
+      </w:pPr>
+    </w:p>
+    <w:p>
+      <w:pPr>
+        <w:jc w:val="center"/>
+        <w:rPr>
+          <w:rFonts w:ascii="Times New Roman" w:hAnsi="Times New Roman" w:cs="Times New Roman"/>
+          <w:b/>
+          <w:bCs/>
+          <w:sz w:val="24"/>
+          <w:szCs w:val="24"/>
+          <w:lang w:val="es-MX"/>
+        </w:rPr>
+      </w:pPr>
+    </w:p>
+    <w:p>
+      <w:pPr>
+        <w:jc w:val="center"/>
+        <w:rPr>
+          <w:rFonts w:ascii="Times New Roman" w:hAnsi="Times New Roman" w:cs="Times New Roman"/>
+          <w:b/>
+          <w:bCs/>
+          <w:sz w:val="24"/>
+          <w:szCs w:val="24"/>
+          <w:lang w:val="es-MX"/>
+        </w:rPr>
+      </w:pPr>
+    </w:p>
+    <w:p>
+      <w:pPr>
+        <w:jc w:val="center"/>
+        <w:rPr>
+          <w:rFonts w:ascii="Times New Roman" w:hAnsi="Times New Roman" w:cs="Times New Roman"/>
+          <w:b/>
+          <w:bCs/>
+          <w:sz w:val="24"/>
+          <w:szCs w:val="24"/>
+          <w:lang w:val="es-MX"/>
+        </w:rPr>
+      </w:pPr>
+    </w:p>
+    <w:p>
+      <w:pPr>
+        <w:jc w:val="center"/>
+        <w:rPr>
+          <w:rFonts w:ascii="Times New Roman" w:hAnsi="Times New Roman" w:cs="Times New Roman"/>
+          <w:b/>
+          <w:bCs/>
+          <w:sz w:val="24"/>
+          <w:szCs w:val="24"/>
+          <w:lang w:val="es-MX"/>
+        </w:rPr>
+      </w:pPr>
+    </w:p>
+    <w:p>
+      <w:pPr>
+        <w:jc w:val="center"/>
+        <w:rPr>
+          <w:rFonts w:ascii="Times New Roman" w:hAnsi="Times New Roman" w:cs="Times New Roman"/>
+          <w:b/>
+          <w:bCs/>
+          <w:sz w:val="24"/>
+          <w:szCs w:val="24"/>
+          <w:lang w:val="es-MX"/>
+        </w:rPr>
+      </w:pPr>
+    </w:p>
+    <w:p>
+      <w:pPr>
+        <w:jc w:val="center"/>
+        <w:rPr>
+          <w:rFonts w:ascii="Times New Roman" w:hAnsi="Times New Roman" w:cs="Times New Roman"/>
+          <w:b/>
+          <w:bCs/>
+          <w:sz w:val="24"/>
+          <w:szCs w:val="24"/>
+          <w:lang w:val="es-MX"/>
+        </w:rPr>
+      </w:pPr>
+    </w:p>
+    <w:p>
+      <w:pPr>
+        <w:jc w:val="center"/>
+        <w:rPr>
+          <w:rFonts w:ascii="Times New Roman" w:hAnsi="Times New Roman" w:cs="Times New Roman"/>
+          <w:b/>
+          <w:bCs/>
+          <w:sz w:val="24"/>
+          <w:szCs w:val="24"/>
+          <w:lang w:val="es-MX"/>
+        </w:rPr>
+      </w:pPr>
+      <w:r>
+        <w:rPr>
+          <w:rFonts w:ascii="Times New Roman" w:hAnsi="Times New Roman" w:cs="Times New Roman"/>
+          <w:b/>
+          <w:bCs/>
+          <w:sz w:val="24"/>
+          <w:szCs w:val="24"/>
+          <w:lang w:val="es-MX"/>
+        </w:rPr>
+        <w:lastRenderedPageBreak/>
+        <w:t xml:space="preserve">probación del </w:t>
+      </w:r>
+      <w:proofErr w:type="spellStart"/>
+      <w:r>
+        <w:rPr>
+          <w:rFonts w:ascii="Times New Roman" w:hAnsi="Times New Roman" w:cs="Times New Roman"/>
+          <w:b/>
+          <w:bCs/>
+          <w:sz w:val="24"/>
+          <w:szCs w:val="24"/>
+          <w:lang w:val="es-MX"/>
+        </w:rPr>
+        <w:t>workflow</w:t>
+      </w:r>
+      <w:proofErr w:type="spellEnd"/>
+      <w:r>
+        <w:rPr>
+          <w:rFonts w:ascii="Times New Roman" w:hAnsi="Times New Roman" w:cs="Times New Roman"/>
+          <w:b/>
+          <w:bCs/>
+          <w:sz w:val="24"/>
+          <w:szCs w:val="24"/>
+          <w:lang w:val="es-MX"/>
+        </w:rPr>
+        <w:t xml:space="preserve"> automatizado</w:t>
+      </w:r>
+    </w:p>
+    <w:p>
+      <w:pPr>
+        <w:rPr>
+          <w:rFonts w:ascii="Times New Roman" w:hAnsi="Times New Roman" w:cs="Times New Roman"/>
+          <w:sz w:val="24"/>
+          <w:szCs w:val="24"/>
+          <w:lang w:val="es-MX"/>
+        </w:rPr>
+      </w:pPr>
+      <w:r>
+        <w:rPr>
+          <w:rFonts w:ascii="Times New Roman" w:hAnsi="Times New Roman" w:cs="Times New Roman"/>
+          <w:sz w:val="24"/>
+          <w:szCs w:val="24"/>
+          <w:lang w:val="es-MX"/>
         </w:rPr>
         <w:t xml:space="preserve"> </w:t>
       </w:r>
@@ -3195,125 +5072,52 @@
           <w:rFonts w:ascii="Times New Roman" w:hAnsi="Times New Roman" w:cs="Times New Roman"/>
           <w:sz w:val="24"/>
           <w:szCs w:val="24"/>
-        </w:rPr>
-      </w:pPr>
-    </w:p>
-    <w:p>
-      <w:pPr>
-        <w:rPr>
-          <w:rFonts w:ascii="Times New Roman" w:hAnsi="Times New Roman" w:cs="Times New Roman"/>
-          <w:sz w:val="24"/>
-          <w:szCs w:val="24"/>
-        </w:rPr>
-      </w:pPr>
-    </w:p>
-    <w:p>
-      <w:pPr>
-        <w:rPr>
-          <w:rFonts w:ascii="Times New Roman" w:hAnsi="Times New Roman" w:cs="Times New Roman"/>
-          <w:sz w:val="24"/>
-          <w:szCs w:val="24"/>
-        </w:rPr>
-      </w:pPr>
-    </w:p>
-    <w:p>
-      <w:pPr>
-        <w:rPr>
-          <w:rFonts w:ascii="Times New Roman" w:hAnsi="Times New Roman" w:cs="Times New Roman"/>
-          <w:sz w:val="24"/>
-          <w:szCs w:val="24"/>
-        </w:rPr>
-      </w:pPr>
-    </w:p>
-    <w:p>
-      <w:pPr>
-        <w:rPr>
-          <w:rFonts w:ascii="Times New Roman" w:hAnsi="Times New Roman" w:cs="Times New Roman"/>
-          <w:sz w:val="24"/>
-          <w:szCs w:val="24"/>
-        </w:rPr>
-      </w:pPr>
-    </w:p>
-    <w:p>
-      <w:pPr>
-        <w:rPr>
-          <w:rFonts w:ascii="Times New Roman" w:hAnsi="Times New Roman" w:cs="Times New Roman"/>
-          <w:sz w:val="24"/>
-          <w:szCs w:val="24"/>
-        </w:rPr>
-      </w:pPr>
-    </w:p>
-    <w:p>
-      <w:pPr>
-        <w:rPr>
-          <w:rFonts w:ascii="Times New Roman" w:hAnsi="Times New Roman" w:cs="Times New Roman"/>
-          <w:sz w:val="24"/>
-          <w:szCs w:val="24"/>
-        </w:rPr>
-      </w:pPr>
-    </w:p>
-    <w:p>
-      <w:pPr>
-        <w:rPr>
-          <w:rFonts w:ascii="Times New Roman" w:hAnsi="Times New Roman" w:cs="Times New Roman"/>
-          <w:sz w:val="24"/>
-          <w:szCs w:val="24"/>
-        </w:rPr>
-      </w:pPr>
-    </w:p>
-    <w:p>
-      <w:pPr>
-        <w:rPr>
-          <w:rFonts w:ascii="Times New Roman" w:hAnsi="Times New Roman" w:cs="Times New Roman"/>
-          <w:sz w:val="24"/>
-          <w:szCs w:val="24"/>
-        </w:rPr>
-      </w:pPr>
-    </w:p>
-    <w:p>
-      <w:pPr>
-        <w:ind w:left="360"/>
-        <w:rPr>
-          <w:rFonts w:ascii="Times New Roman" w:hAnsi="Times New Roman" w:cs="Times New Roman"/>
-          <w:sz w:val="24"/>
-          <w:szCs w:val="24"/>
-        </w:rPr>
-      </w:pPr>
-    </w:p>
-    <w:p>
-      <w:pPr>
-        <w:rPr>
-          <w:rFonts w:ascii="Times New Roman" w:hAnsi="Times New Roman" w:cs="Times New Roman"/>
-          <w:sz w:val="24"/>
-          <w:szCs w:val="24"/>
-        </w:rPr>
-      </w:pPr>
-    </w:p>
-    <w:p>
-      <w:pPr>
-        <w:jc w:val="center"/>
-        <w:rPr>
-          <w:rFonts w:ascii="Times New Roman" w:hAnsi="Times New Roman" w:cs="Times New Roman"/>
-          <w:b/>
-          <w:bCs/>
-          <w:sz w:val="24"/>
-          <w:szCs w:val="24"/>
-          <w:lang w:val="es-MX"/>
-        </w:rPr>
-      </w:pPr>
-    </w:p>
-    <w:p>
-      <w:pPr>
-        <w:jc w:val="center"/>
-        <w:rPr>
-          <w:rFonts w:ascii="Times New Roman" w:hAnsi="Times New Roman" w:cs="Times New Roman"/>
-          <w:b/>
-          <w:bCs/>
-          <w:sz w:val="24"/>
-          <w:szCs w:val="24"/>
-          <w:lang w:val="es-MX"/>
-        </w:rPr>
-      </w:pPr>
+          <w:lang w:val="es-MX"/>
+        </w:rPr>
+      </w:pPr>
+      <w:r>
+        <w:rPr>
+          <w:rFonts w:ascii="Times New Roman" w:hAnsi="Times New Roman" w:cs="Times New Roman"/>
+          <w:sz w:val="24"/>
+          <w:szCs w:val="24"/>
+          <w:lang w:val="es-MX"/>
+        </w:rPr>
+        <w:drawing>
+          <wp:inline distT="0" distB="0" distL="0" distR="0" wp14:anchorId="5CD91C60" wp14:editId="2EB3F30C">
+            <wp:extent cx="5612130" cy="2621280"/>
+            <wp:effectExtent l="0" t="0" r="7620" b="7620"/>
+            <wp:docPr id="1139548573" name="Imagen 1"/>
+            <wp:cNvGraphicFramePr>
+              <a:graphicFrameLocks xmlns:a="http://schemas.openxmlformats.org/drawingml/2006/main" noChangeAspect="1"/>
+            </wp:cNvGraphicFramePr>
+            <a:graphic xmlns:a="http://schemas.openxmlformats.org/drawingml/2006/main">
+              <a:graphicData uri="http://schemas.openxmlformats.org/drawingml/2006/picture">
+                <pic:pic xmlns:pic="http://schemas.openxmlformats.org/drawingml/2006/picture">
+                  <pic:nvPicPr>
+                    <pic:cNvPr id="1139548573" name=""/>
+                    <pic:cNvPicPr/>
+                  </pic:nvPicPr>
+                  <pic:blipFill>
+                    <a:blip r:embed="rId21"/>
+                    <a:stretch>
+                      <a:fillRect/>
+                    </a:stretch>
+                  </pic:blipFill>
+                  <pic:spPr>
+                    <a:xfrm>
+                      <a:off x="0" y="0"/>
+                      <a:ext cx="5612130" cy="2621280"/>
+                    </a:xfrm>
+                    <a:prstGeom prst="rect">
+                      <a:avLst/>
+                    </a:prstGeom>
+                  </pic:spPr>
+                </pic:pic>
+              </a:graphicData>
+            </a:graphic>
+          </wp:inline>
+        </w:drawing>
+      </w:r>
     </w:p>
     <w:sectPr>
       <w:pgSz w:w="12240" w:h="15840"/>
@@ -3323,6 +5127,56 @@
     </w:sectPr>
   </w:body>
 </w:document>
+</file>
+
+<file path=word/endnotes.xml><?xml version="1.0" encoding="utf-8"?>
+<w:endnotes xmlns:wpc="http://schemas.microsoft.com/office/word/2010/wordprocessingCanvas" xmlns:cx="http://schemas.microsoft.com/office/drawing/2014/chartex" xmlns:cx1="http://schemas.microsoft.com/office/drawing/2015/9/8/chartex" xmlns:cx2="http://schemas.microsoft.com/office/drawing/2015/10/21/chartex" xmlns:cx3="http://schemas.microsoft.com/office/drawing/2016/5/9/chartex" xmlns:cx4="http://schemas.microsoft.com/office/drawing/2016/5/10/chartex" xmlns:cx5="http://schemas.microsoft.com/office/drawing/2016/5/11/chartex" xmlns:cx6="http://schemas.microsoft.com/office/drawing/2016/5/12/chartex" xmlns:cx7="http://schemas.microsoft.com/office/drawing/2016/5/13/chartex" xmlns:cx8="http://schemas.microsoft.com/office/drawing/2016/5/14/chartex" xmlns:mc="http://schemas.openxmlformats.org/markup-compatibility/2006" xmlns:aink="http://schemas.microsoft.com/office/drawing/2016/ink" xmlns:am3d="http://schemas.microsoft.com/office/drawing/2017/model3d" xmlns:o="urn:schemas-microsoft-com:office:office" xmlns:oel="http://schemas.microsoft.com/office/2019/extlst" xmlns:r="http://schemas.openxmlformats.org/officeDocument/2006/relationships" xmlns:m="http://schemas.openxmlformats.org/officeDocument/2006/math" xmlns:v="urn:schemas-microsoft-com:vml" xmlns:wp14="http://schemas.microsoft.com/office/word/2010/wordprocessingDrawing" xmlns:wp="http://schemas.openxmlformats.org/drawingml/2006/wordprocessingDrawing" xmlns:w10="urn:schemas-microsoft-com:office:word" xmlns:w="http://schemas.openxmlformats.org/wordprocessingml/2006/main" xmlns:w14="http://schemas.microsoft.com/office/word/2010/wordml" xmlns:w15="http://schemas.microsoft.com/office/word/2012/wordml" xmlns:w16cex="http://schemas.microsoft.com/office/word/2018/wordml/cex" xmlns:w16cid="http://schemas.microsoft.com/office/word/2016/wordml/cid" xmlns:w16="http://schemas.microsoft.com/office/word/2018/wordml" xmlns:w16du="http://schemas.microsoft.com/office/word/2023/wordml/word16du" xmlns:w16sdtdh="http://schemas.microsoft.com/office/word/2020/wordml/sdtdatahash" xmlns:w16sdtfl="http://schemas.microsoft.com/office/word/2024/wordml/sdtformatlock" xmlns:w16se="http://schemas.microsoft.com/office/word/2015/wordml/symex" xmlns:wpg="http://schemas.microsoft.com/office/word/2010/wordprocessingGroup" xmlns:wpi="http://schemas.microsoft.com/office/word/2010/wordprocessingInk" xmlns:wne="http://schemas.microsoft.com/office/word/2006/wordml" xmlns:wps="http://schemas.microsoft.com/office/word/2010/wordprocessingShape" mc:Ignorable="w14 w15 w16se w16cid w16 w16cex w16sdtdh w16sdtfl w16du wp14">
+  <w:endnote w:type="separator" w:id="-1">
+    <w:p>
+      <w:pPr>
+        <w:spacing w:after="0" w:line="240" w:lineRule="auto"/>
+      </w:pPr>
+      <w:r>
+        <w:separator/>
+      </w:r>
+    </w:p>
+  </w:endnote>
+  <w:endnote w:type="continuationSeparator" w:id="0">
+    <w:p>
+      <w:pPr>
+        <w:spacing w:after="0" w:line="240" w:lineRule="auto"/>
+      </w:pPr>
+      <w:r>
+        <w:continuationSeparator/>
+      </w:r>
+    </w:p>
+  </w:endnote>
+</w:endnotes>
+</file>
+
+<file path=word/footnotes.xml><?xml version="1.0" encoding="utf-8"?>
+<w:footnotes xmlns:wpc="http://schemas.microsoft.com/office/word/2010/wordprocessingCanvas" xmlns:cx="http://schemas.microsoft.com/office/drawing/2014/chartex" xmlns:cx1="http://schemas.microsoft.com/office/drawing/2015/9/8/chartex" xmlns:cx2="http://schemas.microsoft.com/office/drawing/2015/10/21/chartex" xmlns:cx3="http://schemas.microsoft.com/office/drawing/2016/5/9/chartex" xmlns:cx4="http://schemas.microsoft.com/office/drawing/2016/5/10/chartex" xmlns:cx5="http://schemas.microsoft.com/office/drawing/2016/5/11/chartex" xmlns:cx6="http://schemas.microsoft.com/office/drawing/2016/5/12/chartex" xmlns:cx7="http://schemas.microsoft.com/office/drawing/2016/5/13/chartex" xmlns:cx8="http://schemas.microsoft.com/office/drawing/2016/5/14/chartex" xmlns:mc="http://schemas.openxmlformats.org/markup-compatibility/2006" xmlns:aink="http://schemas.microsoft.com/office/drawing/2016/ink" xmlns:am3d="http://schemas.microsoft.com/office/drawing/2017/model3d" xmlns:o="urn:schemas-microsoft-com:office:office" xmlns:oel="http://schemas.microsoft.com/office/2019/extlst" xmlns:r="http://schemas.openxmlformats.org/officeDocument/2006/relationships" xmlns:m="http://schemas.openxmlformats.org/officeDocument/2006/math" xmlns:v="urn:schemas-microsoft-com:vml" xmlns:wp14="http://schemas.microsoft.com/office/word/2010/wordprocessingDrawing" xmlns:wp="http://schemas.openxmlformats.org/drawingml/2006/wordprocessingDrawing" xmlns:w10="urn:schemas-microsoft-com:office:word" xmlns:w="http://schemas.openxmlformats.org/wordprocessingml/2006/main" xmlns:w14="http://schemas.microsoft.com/office/word/2010/wordml" xmlns:w15="http://schemas.microsoft.com/office/word/2012/wordml" xmlns:w16cex="http://schemas.microsoft.com/office/word/2018/wordml/cex" xmlns:w16cid="http://schemas.microsoft.com/office/word/2016/wordml/cid" xmlns:w16="http://schemas.microsoft.com/office/word/2018/wordml" xmlns:w16du="http://schemas.microsoft.com/office/word/2023/wordml/word16du" xmlns:w16sdtdh="http://schemas.microsoft.com/office/word/2020/wordml/sdtdatahash" xmlns:w16sdtfl="http://schemas.microsoft.com/office/word/2024/wordml/sdtformatlock" xmlns:w16se="http://schemas.microsoft.com/office/word/2015/wordml/symex" xmlns:wpg="http://schemas.microsoft.com/office/word/2010/wordprocessingGroup" xmlns:wpi="http://schemas.microsoft.com/office/word/2010/wordprocessingInk" xmlns:wne="http://schemas.microsoft.com/office/word/2006/wordml" xmlns:wps="http://schemas.microsoft.com/office/word/2010/wordprocessingShape" mc:Ignorable="w14 w15 w16se w16cid w16 w16cex w16sdtdh w16sdtfl w16du wp14">
+  <w:footnote w:type="separator" w:id="-1">
+    <w:p>
+      <w:pPr>
+        <w:spacing w:after="0" w:line="240" w:lineRule="auto"/>
+      </w:pPr>
+      <w:r>
+        <w:separator/>
+      </w:r>
+    </w:p>
+  </w:footnote>
+  <w:footnote w:type="continuationSeparator" w:id="0">
+    <w:p>
+      <w:pPr>
+        <w:spacing w:after="0" w:line="240" w:lineRule="auto"/>
+      </w:pPr>
+      <w:r>
+        <w:continuationSeparator/>
+      </w:r>
+    </w:p>
+  </w:footnote>
+</w:footnotes>
 </file>
 
 <file path=word/numbering.xml><?xml version="1.0" encoding="utf-8"?>
@@ -6462,6 +8316,50 @@
       </w:rPr>
     </w:tblStylePr>
   </w:style>
+  <w:style w:type="paragraph" w:styleId="Encabezado">
+    <w:name w:val="header"/>
+    <w:basedOn w:val="Normal"/>
+    <w:link w:val="EncabezadoCar"/>
+    <w:uiPriority w:val="99"/>
+    <w:unhideWhenUsed/>
+    <w:rsid w:val="009E5A90"/>
+    <w:pPr>
+      <w:tabs>
+        <w:tab w:val="center" w:pos="4419"/>
+        <w:tab w:val="right" w:pos="8838"/>
+      </w:tabs>
+      <w:spacing w:after="0" w:line="240" w:lineRule="auto"/>
+    </w:pPr>
+  </w:style>
+  <w:style w:type="character" w:customStyle="1" w:styleId="EncabezadoCar">
+    <w:name w:val="Encabezado Car"/>
+    <w:basedOn w:val="Fuentedeprrafopredeter"/>
+    <w:link w:val="Encabezado"/>
+    <w:uiPriority w:val="99"/>
+    <w:rsid w:val="009E5A90"/>
+  </w:style>
+  <w:style w:type="paragraph" w:styleId="Piedepgina">
+    <w:name w:val="footer"/>
+    <w:basedOn w:val="Normal"/>
+    <w:link w:val="PiedepginaCar"/>
+    <w:uiPriority w:val="99"/>
+    <w:unhideWhenUsed/>
+    <w:rsid w:val="009E5A90"/>
+    <w:pPr>
+      <w:tabs>
+        <w:tab w:val="center" w:pos="4419"/>
+        <w:tab w:val="right" w:pos="8838"/>
+      </w:tabs>
+      <w:spacing w:after="0" w:line="240" w:lineRule="auto"/>
+    </w:pPr>
+  </w:style>
+  <w:style w:type="character" w:customStyle="1" w:styleId="PiedepginaCar">
+    <w:name w:val="Pie de página Car"/>
+    <w:basedOn w:val="Fuentedeprrafopredeter"/>
+    <w:link w:val="Piedepgina"/>
+    <w:uiPriority w:val="99"/>
+    <w:rsid w:val="009E5A90"/>
+  </w:style>
 </w:styles>
 </file>
 
